--- a/docs/informes/Informe2_ISO9241_Experiencia_de_Usuario_AbasteceNi_v1.0.docx
+++ b/docs/informes/Informe2_ISO9241_Experiencia_de_Usuario_AbasteceNi_v1.0.docx
@@ -854,17 +854,7 @@
         <w:t xml:space="preserve">it-02/informes</w:t>
       </w:r>
       <w:r>
-        <w:t xml:space="preserve">, en el entorno de sistema de Docker Compose. A la fecha, IT-01 e IT-02 están </w:t>
-      </w:r>
-      <w:r>
-        <w:rPr>
-          <w:b/>
-          <w:bCs/>
-        </w:rPr>
-        <w:t xml:space="preserve">construidas y verificadas pero pendientes de la revisión cruzada</w:t>
-      </w:r>
-      <w:r>
-        <w:t xml:space="preserve"> (PR #2 y #4) para integrarse en </w:t>
+        <w:t xml:space="preserve">, en el entorno de sistema de Docker Compose. IT-00 e IT-01 están integradas en </w:t>
       </w:r>
       <w:r>
         <w:rPr>
@@ -875,7 +865,17 @@
         <w:t xml:space="preserve">main</w:t>
       </w:r>
       <w:r>
-        <w:t xml:space="preserve"> (DM-04, condiciones 5 y 6). Por eso el informe las presenta como construidas en rama y no como parte del incremento integrado.</w:t>
+        <w:t xml:space="preserve"> (PR #1 y #2). IT-02 (tramo A) está </w:t>
+      </w:r>
+      <w:r>
+        <w:rPr>
+          <w:b/>
+          <w:bCs/>
+        </w:rPr>
+        <w:t xml:space="preserve">construida y verificada, pendiente de la revisión cruzada</w:t>
+      </w:r>
+      <w:r>
+        <w:t xml:space="preserve"> (PR #3) para integrarse (DM-04, condiciones 5 y 6), y por eso se presenta como construida en rama y no como parte del incremento integrado.</w:t>
       </w:r>
     </w:p>
     <w:p>
@@ -9161,13 +9161,6 @@
               </w:rPr>
               <w:t xml:space="preserve">main</w:t>
             </w:r>
-            <w:r>
-              <w:rPr>
-                <w:sz w:val="18"/>
-                <w:szCs w:val="18"/>
-              </w:rPr>
-              <w:t xml:space="preserve"> de IT-01 e IT-02</w:t>
-            </w:r>
           </w:p>
         </w:tc>
         <w:tc>
@@ -9195,7 +9188,7 @@
                 <w:sz w:val="18"/>
                 <w:szCs w:val="18"/>
               </w:rPr>
-              <w:t xml:space="preserve">Pendiente de la revisión cruzada</w:t>
+              <w:t xml:space="preserve">IT-00 e IT-01 integradas; IT-02 pendiente de la revisión cruzada</w:t>
             </w:r>
           </w:p>
         </w:tc>
@@ -9224,7 +9217,7 @@
                 <w:sz w:val="18"/>
                 <w:szCs w:val="18"/>
               </w:rPr>
-              <w:t xml:space="preserve">PR #2 y #4</w:t>
+              <w:t xml:space="preserve">PR #1, #2 y #3</w:t>
             </w:r>
           </w:p>
         </w:tc>

--- a/docs/informes/Informe2_ISO9241_Experiencia_de_Usuario_AbasteceNi_v1.0.docx
+++ b/docs/informes/Informe2_ISO9241_Experiencia_de_Usuario_AbasteceNi_v1.0.docx
@@ -1729,11 +1729,122 @@
       </w:r>
       <w:bookmarkEnd w:id="5"/>
     </w:p>
-    <rootKey>w:p</rootKey>
-    <rootKey>w:p</rootKey>
-    <rootKey>w:p</rootKey>
-    <rootKey>w:p</rootKey>
-    <rootKey>w:p</rootKey>
+    <w:p>
+      <w:pPr>
+        <w:pStyle w:val="ListParagraph"/>
+        <w:numPr>
+          <w:ilvl w:val="0"/>
+          <w:numId w:val="2"/>
+        </w:numPr>
+        <w:spacing w:after="60"/>
+        <w:jc w:val="left"/>
+      </w:pPr>
+      <w:r>
+        <w:rPr>
+          <w:b/>
+          <w:bCs/>
+        </w:rPr>
+        <w:t xml:space="preserve">ISO 9241-11:2018.</w:t>
+      </w:r>
+      <w:r>
+        <w:t xml:space="preserve"> Define la usabilidad como el grado en que usuarios especificados logran objetivos especificados con eficacia, eficiencia y satisfacción en un contexto de uso especificado. Organiza el §2.1.</w:t>
+      </w:r>
+    </w:p>
+    <w:p>
+      <w:pPr>
+        <w:pStyle w:val="ListParagraph"/>
+        <w:numPr>
+          <w:ilvl w:val="0"/>
+          <w:numId w:val="2"/>
+        </w:numPr>
+        <w:spacing w:after="60"/>
+        <w:jc w:val="left"/>
+      </w:pPr>
+      <w:r>
+        <w:rPr>
+          <w:b/>
+          <w:bCs/>
+        </w:rPr>
+        <w:t xml:space="preserve">ISO 9241-110:2020.</w:t>
+      </w:r>
+      <w:r>
+        <w:t xml:space="preserve"> Siete principios de interacción: adecuación a las tareas del usuario, autodescripción, conformidad con las expectativas del usuario, facilidad de aprendizaje, controlabilidad, robustez frente a errores de uso y compromiso del usuario. Organiza el §2.3.</w:t>
+      </w:r>
+    </w:p>
+    <w:p>
+      <w:pPr>
+        <w:pStyle w:val="ListParagraph"/>
+        <w:numPr>
+          <w:ilvl w:val="0"/>
+          <w:numId w:val="2"/>
+        </w:numPr>
+        <w:spacing w:after="60"/>
+        <w:jc w:val="left"/>
+      </w:pPr>
+      <w:r>
+        <w:rPr>
+          <w:b/>
+          <w:bCs/>
+        </w:rPr>
+        <w:t xml:space="preserve">ISO 9241-210:2019.</w:t>
+      </w:r>
+      <w:r>
+        <w:t xml:space="preserve"> Diseño centrado en el ser humano: comprender el contexto de uso, especificar requisitos, producir soluciones de diseño y evaluarlas. Organiza el §2.2.</w:t>
+      </w:r>
+    </w:p>
+    <w:p>
+      <w:pPr>
+        <w:pStyle w:val="ListParagraph"/>
+        <w:numPr>
+          <w:ilvl w:val="0"/>
+          <w:numId w:val="2"/>
+        </w:numPr>
+        <w:spacing w:after="60"/>
+        <w:jc w:val="left"/>
+      </w:pPr>
+      <w:r>
+        <w:rPr>
+          <w:b/>
+          <w:bCs/>
+        </w:rPr>
+        <w:t xml:space="preserve">WCAG 2.1 nivel AA</w:t>
+      </w:r>
+      <w:r>
+        <w:t xml:space="preserve"> (W3C), verificada con axe-core 4.11 a través de </w:t>
+      </w:r>
+      <w:r>
+        <w:rPr>
+          <w:rFonts w:ascii="Consolas" w:cs="Consolas" w:eastAsia="Consolas" w:hAnsi="Consolas"/>
+          <w:sz w:val="20"/>
+          <w:szCs w:val="20"/>
+        </w:rPr>
+        <w:t xml:space="preserve">@axe-core/playwright</w:t>
+      </w:r>
+      <w:r>
+        <w:t xml:space="preserve"> 4.14.0. Organiza el §2.5.</w:t>
+      </w:r>
+    </w:p>
+    <w:p>
+      <w:pPr>
+        <w:pStyle w:val="ListParagraph"/>
+        <w:numPr>
+          <w:ilvl w:val="0"/>
+          <w:numId w:val="2"/>
+        </w:numPr>
+        <w:spacing w:after="60"/>
+        <w:jc w:val="left"/>
+      </w:pPr>
+      <w:r>
+        <w:rPr>
+          <w:b/>
+          <w:bCs/>
+        </w:rPr>
+        <w:t xml:space="preserve">ISO/IEC 25062:2006.</w:t>
+      </w:r>
+      <w:r>
+        <w:t xml:space="preserve"> Formato común de la industria (CIF) para informes de pruebas de usabilidad. Organiza el §2.6.</w:t>
+      </w:r>
+    </w:p>
     <w:p>
       <w:pPr>
         <w:pStyle w:val="Heading1"/>
@@ -7525,10 +7636,101 @@
         </w:tc>
       </w:tr>
     </w:tbl>
-    <rootKey>w:p</rootKey>
-    <rootKey>w:p</rootKey>
-    <rootKey>w:p</rootKey>
-    <rootKey>w:p</rootKey>
+    <w:p>
+      <w:pPr>
+        <w:pStyle w:val="ListParagraph"/>
+        <w:numPr>
+          <w:ilvl w:val="0"/>
+          <w:numId w:val="2"/>
+        </w:numPr>
+        <w:spacing w:after="60"/>
+        <w:jc w:val="left"/>
+      </w:pPr>
+      <w:r>
+        <w:rPr>
+          <w:b/>
+          <w:bCs/>
+        </w:rPr>
+        <w:t xml:space="preserve">Criterio 2.1.1 (teclado):</w:t>
+      </w:r>
+      <w:r>
+        <w:t xml:space="preserve"> el registro se recorre con Tab por los nueve campos, el archivo, el consentimiento y el botón de envío; el inicio de sesión se completa solo con teclado y Enter.</w:t>
+      </w:r>
+    </w:p>
+    <w:p>
+      <w:pPr>
+        <w:pStyle w:val="ListParagraph"/>
+        <w:numPr>
+          <w:ilvl w:val="0"/>
+          <w:numId w:val="2"/>
+        </w:numPr>
+        <w:spacing w:after="60"/>
+        <w:jc w:val="left"/>
+      </w:pPr>
+      <w:r>
+        <w:rPr>
+          <w:b/>
+          <w:bCs/>
+        </w:rPr>
+        <w:t xml:space="preserve">Criterio 2.1.2 (sin trampa de foco):</w:t>
+      </w:r>
+      <w:r>
+        <w:t xml:space="preserve"> Shift+Tab devuelve el foco desde el botón de envío a la casilla de consentimiento.</w:t>
+      </w:r>
+    </w:p>
+    <w:p>
+      <w:pPr>
+        <w:pStyle w:val="ListParagraph"/>
+        <w:numPr>
+          <w:ilvl w:val="0"/>
+          <w:numId w:val="2"/>
+        </w:numPr>
+        <w:spacing w:after="60"/>
+        <w:jc w:val="left"/>
+      </w:pPr>
+      <w:r>
+        <w:rPr>
+          <w:b/>
+          <w:bCs/>
+        </w:rPr>
+        <w:t xml:space="preserve">Foco visible:</w:t>
+      </w:r>
+      <w:r>
+        <w:t xml:space="preserve"> contorno de 3 px de color ámbar en todos los controles (</w:t>
+      </w:r>
+      <w:r>
+        <w:rPr>
+          <w:rFonts w:ascii="Consolas" w:cs="Consolas" w:eastAsia="Consolas" w:hAnsi="Consolas"/>
+          <w:sz w:val="20"/>
+          <w:szCs w:val="20"/>
+        </w:rPr>
+        <w:t xml:space="preserve">apps/web/src/estilos.css</w:t>
+      </w:r>
+      <w:r>
+        <w:t xml:space="preserve">).</w:t>
+      </w:r>
+    </w:p>
+    <w:p>
+      <w:pPr>
+        <w:pStyle w:val="ListParagraph"/>
+        <w:numPr>
+          <w:ilvl w:val="0"/>
+          <w:numId w:val="2"/>
+        </w:numPr>
+        <w:spacing w:after="60"/>
+        <w:jc w:val="left"/>
+      </w:pPr>
+      <w:r>
+        <w:rPr>
+          <w:b/>
+          <w:bCs/>
+        </w:rPr>
+        <w:t xml:space="preserve">Puntuación de accesibilidad de Lighthouse:</w:t>
+      </w:r>
+      <w:r>
+        <w:t xml:space="preserve"> 100 en las seis mediciones.</w:t>
+      </w:r>
+    </w:p>
     <w:p>
       <w:pPr>
         <w:spacing w:after="120" w:line="276"/>
@@ -11694,6 +11896,15 @@
   <w:num w:numId="1">
     <w:abstractNumId w:val="1"/>
     <w:lvlOverride w:ilvl="0">
+      <w:startOverride w:val="1"/>
+    </w:lvlOverride>
+  </w:num>
+  <w:num w:numId="2">
+    <w:abstractNumId w:val="2"/>
+    <w:lvlOverride w:ilvl="0">
+      <w:startOverride w:val="1"/>
+    </w:lvlOverride>
+    <w:lvlOverride w:ilvl="1">
       <w:startOverride w:val="1"/>
     </w:lvlOverride>
   </w:num>

--- a/docs/informes/Informe2_ISO9241_Experiencia_de_Usuario_AbasteceNi_v1.0.docx
+++ b/docs/informes/Informe2_ISO9241_Experiencia_de_Usuario_AbasteceNi_v1.0.docx
@@ -854,7 +854,7 @@
         <w:t xml:space="preserve">it-02/informes</w:t>
       </w:r>
       <w:r>
-        <w:t xml:space="preserve">, en el entorno de sistema de Docker Compose. IT-00 e IT-01 están integradas en </w:t>
+        <w:t xml:space="preserve">, en el entorno de sistema de Docker Compose. IT-00, IT-01 e IT-02 (tramo A) están integradas en </w:t>
       </w:r>
       <w:r>
         <w:rPr>
@@ -865,17 +865,7 @@
         <w:t xml:space="preserve">main</w:t>
       </w:r>
       <w:r>
-        <w:t xml:space="preserve"> (PR #1 y #2). IT-02 (tramo A) está </w:t>
-      </w:r>
-      <w:r>
-        <w:rPr>
-          <w:b/>
-          <w:bCs/>
-        </w:rPr>
-        <w:t xml:space="preserve">construida y verificada, pendiente de la revisión cruzada</w:t>
-      </w:r>
-      <w:r>
-        <w:t xml:space="preserve"> (PR #3) para integrarse (DM-04, condiciones 5 y 6), y por eso se presenta como construida en rama y no como parte del incremento integrado.</w:t>
+        <w:t xml:space="preserve"> (PR #1, #2 y #3), con la batería en verde.</w:t>
       </w:r>
     </w:p>
     <w:p>
@@ -3931,7 +3921,59 @@
                 <w:sz w:val="18"/>
                 <w:szCs w:val="18"/>
               </w:rPr>
-              <w:t xml:space="preserve">Con errores, el formulario no muestra un resumen arriba ni lleva el foco al primer campo inválido. En un teléfono (pantalla 3) hay que desplazarse para encontrarlos</w:t>
+              <w:t xml:space="preserve">Hallazgo: con errores, el formulario no mostraba un resumen arriba ni llevaba el foco al primer campo inválido, y en un teléfono había que desplazarse para encontrarlos. </w:t>
+            </w:r>
+            <w:r>
+              <w:rPr>
+                <w:sz w:val="18"/>
+                <w:szCs w:val="18"/>
+              </w:rPr>
+              <w:t xml:space="preserve">Corregido durante la evaluación</w:t>
+            </w:r>
+            <w:r>
+              <w:rPr>
+                <w:sz w:val="18"/>
+                <w:szCs w:val="18"/>
+              </w:rPr>
+              <w:t xml:space="preserve"> (commit </w:t>
+            </w:r>
+            <w:r>
+              <w:rPr>
+                <w:rFonts w:ascii="Consolas" w:cs="Consolas" w:eastAsia="Consolas" w:hAnsi="Consolas"/>
+                <w:sz w:val="18"/>
+                <w:szCs w:val="18"/>
+              </w:rPr>
+              <w:t xml:space="preserve">5273441</w:t>
+            </w:r>
+            <w:r>
+              <w:rPr>
+                <w:sz w:val="18"/>
+                <w:szCs w:val="18"/>
+              </w:rPr>
+              <w:t xml:space="preserve">, construido y verificado en la rama </w:t>
+            </w:r>
+            <w:r>
+              <w:rPr>
+                <w:rFonts w:ascii="Consolas" w:cs="Consolas" w:eastAsia="Consolas" w:hAnsi="Consolas"/>
+                <w:sz w:val="18"/>
+                <w:szCs w:val="18"/>
+              </w:rPr>
+              <w:t xml:space="preserve">it-02/bloqueo</w:t>
+            </w:r>
+            <w:r>
+              <w:rPr>
+                <w:sz w:val="18"/>
+                <w:szCs w:val="18"/>
+              </w:rPr>
+              <w:t xml:space="preserve">, pendiente de la revisión cruzada (PR #6)): aviso «Revise los datos marcados.» arriba y foco en el primer campo con error, que anuncia su mensaje (WCAG 3.3.1). La pantalla 3 de la figura 1 ya muestra el aviso; la anterior se conserva como </w:t>
+            </w:r>
+            <w:r>
+              <w:rPr>
+                <w:rFonts w:ascii="Consolas" w:cs="Consolas" w:eastAsia="Consolas" w:hAnsi="Consolas"/>
+                <w:sz w:val="18"/>
+                <w:szCs w:val="18"/>
+              </w:rPr>
+              <w:t xml:space="preserve">03-registro-errores-sin-aviso.png</w:t>
             </w:r>
           </w:p>
         </w:tc>
@@ -3960,7 +4002,7 @@
                 <w:sz w:val="18"/>
                 <w:szCs w:val="18"/>
               </w:rPr>
-              <w:t xml:space="preserve">Mejora pendiente</w:t>
+              <w:t xml:space="preserve">Corregido</w:t>
             </w:r>
           </w:p>
         </w:tc>
@@ -7890,7 +7932,7 @@
                 <w:sz w:val="18"/>
                 <w:szCs w:val="18"/>
               </w:rPr>
-              <w:t xml:space="preserve">La interfaz de afiliación cumple los umbrales medibles de rendimiento, peso, adaptación y accesibilidad automatizada (SYS-NFN-08 a 10 y 12). La inspección por principios de ISO 9241-110 identificó dos mejoras pendientes y dos propuestas. No se han realizado sesiones con participantes.</w:t>
+              <w:t xml:space="preserve">La interfaz de afiliación cumple los umbrales medibles de rendimiento, peso, adaptación y accesibilidad automatizada (SYS-NFN-08 a 10 y 12). La inspección por principios de ISO 9241-110 identificó cuatro mejoras: una corregida durante la evaluación (el aviso de errores del formulario), una pendiente que depende de M3 y dos propuestas que requieren modificar reglas aprobadas. No se han realizado sesiones con participantes.</w:t>
             </w:r>
           </w:p>
         </w:tc>
@@ -9115,7 +9157,22 @@
                 <w:sz w:val="18"/>
                 <w:szCs w:val="18"/>
               </w:rPr>
-              <w:t xml:space="preserve">Mejora pendiente</w:t>
+              <w:t xml:space="preserve">Corregida (</w:t>
+            </w:r>
+            <w:r>
+              <w:rPr>
+                <w:rFonts w:ascii="Consolas" w:cs="Consolas" w:eastAsia="Consolas" w:hAnsi="Consolas"/>
+                <w:sz w:val="18"/>
+                <w:szCs w:val="18"/>
+              </w:rPr>
+              <w:t xml:space="preserve">5273441</w:t>
+            </w:r>
+            <w:r>
+              <w:rPr>
+                <w:sz w:val="18"/>
+                <w:szCs w:val="18"/>
+              </w:rPr>
+              <w:t xml:space="preserve">)</w:t>
             </w:r>
           </w:p>
         </w:tc>
@@ -9144,7 +9201,15 @@
                 <w:sz w:val="18"/>
                 <w:szCs w:val="18"/>
               </w:rPr>
-              <w:t xml:space="preserve">§2.3, pantalla 3</w:t>
+              <w:t xml:space="preserve">§2.3, pantalla 3; </w:t>
+            </w:r>
+            <w:r>
+              <w:rPr>
+                <w:rFonts w:ascii="Consolas" w:cs="Consolas" w:eastAsia="Consolas" w:hAnsi="Consolas"/>
+                <w:sz w:val="18"/>
+                <w:szCs w:val="18"/>
+              </w:rPr>
+              <w:t xml:space="preserve">PaginaRegistro.test.tsx</w:t>
             </w:r>
           </w:p>
         </w:tc>
@@ -9390,7 +9455,7 @@
                 <w:sz w:val="18"/>
                 <w:szCs w:val="18"/>
               </w:rPr>
-              <w:t xml:space="preserve">IT-00 e IT-01 integradas; IT-02 pendiente de la revisión cruzada</w:t>
+              <w:t xml:space="preserve">IT-00, IT-01 e IT-02 integradas</w:t>
             </w:r>
           </w:p>
         </w:tc>
@@ -9450,7 +9515,7 @@
         <w:jc w:val="both"/>
       </w:pPr>
       <w:r>
-        <w:t xml:space="preserve">La medición cumplió también su función de control: reveló que los activos no se servían comprimidos, en contra de SYS-NFN-10, y la corrección redujo la carga en 3G de forma apreciable. La inspección por principios de ISO 9241-110 identificó mejoras concretas: el resumen de errores, la tolerancia a los guiones del RUC y la confirmación al aprobar. Las dos últimas requieren modificar reglas aprobadas por el equipo y no se implementan sin esa decisión.</w:t>
+        <w:t xml:space="preserve">La medición cumplió también su función de control: reveló que los activos no se servían comprimidos, en contra de SYS-NFN-10, y la corrección redujo la carga en 3G de forma apreciable. La inspección por principios de ISO 9241-110 identificó mejoras concretas: el resumen de errores, la tolerancia a los guiones del RUC y la confirmación al aprobar. La primera se corrigió durante la propia evaluación. Las dos últimas requieren modificar reglas aprobadas por el equipo y no se implementan sin esa decisión.</w:t>
       </w:r>
     </w:p>
     <w:p>

--- a/docs/informes/Informe2_ISO9241_Experiencia_de_Usuario_AbasteceNi_v1.0.docx
+++ b/docs/informes/Informe2_ISO9241_Experiencia_de_Usuario_AbasteceNi_v1.0.docx
@@ -865,7 +865,7 @@
         <w:t xml:space="preserve">main</w:t>
       </w:r>
       <w:r>
-        <w:t xml:space="preserve"> (PR #1, #2 y #3), con la batería en verde.</w:t>
+        <w:t xml:space="preserve"> (PR #1, #2 y #3), con la batería en verde. Del tramo B, SYS-FN-07 también está integrado (PR #6).</w:t>
       </w:r>
     </w:p>
     <w:p>
@@ -3950,7 +3950,7 @@
                 <w:sz w:val="18"/>
                 <w:szCs w:val="18"/>
               </w:rPr>
-              <w:t xml:space="preserve">, construido y verificado en la rama </w:t>
+              <w:t xml:space="preserve">, integrado en </w:t>
             </w:r>
             <w:r>
               <w:rPr>
@@ -3958,14 +3958,29 @@
                 <w:sz w:val="18"/>
                 <w:szCs w:val="18"/>
               </w:rPr>
-              <w:t xml:space="preserve">it-02/bloqueo</w:t>
-            </w:r>
-            <w:r>
-              <w:rPr>
-                <w:sz w:val="18"/>
-                <w:szCs w:val="18"/>
-              </w:rPr>
-              <w:t xml:space="preserve">, pendiente de la revisión cruzada (PR #6)): aviso «Revise los datos marcados.» arriba y foco en el primer campo con error, que anuncia su mensaje (WCAG 3.3.1). La pantalla 3 de la figura 1 ya muestra el aviso; la anterior se conserva como </w:t>
+              <w:t xml:space="preserve">main</w:t>
+            </w:r>
+            <w:r>
+              <w:rPr>
+                <w:sz w:val="18"/>
+                <w:szCs w:val="18"/>
+              </w:rPr>
+              <w:t xml:space="preserve"> con la PR #6, fusión </w:t>
+            </w:r>
+            <w:r>
+              <w:rPr>
+                <w:rFonts w:ascii="Consolas" w:cs="Consolas" w:eastAsia="Consolas" w:hAnsi="Consolas"/>
+                <w:sz w:val="18"/>
+                <w:szCs w:val="18"/>
+              </w:rPr>
+              <w:t xml:space="preserve">2bd1b3e</w:t>
+            </w:r>
+            <w:r>
+              <w:rPr>
+                <w:sz w:val="18"/>
+                <w:szCs w:val="18"/>
+              </w:rPr>
+              <w:t xml:space="preserve">): aviso «Revise los datos marcados.» arriba y foco en el primer campo con error, que anuncia su mensaje (WCAG 3.3.1). La pantalla 3 de la figura 1 ya muestra el aviso; la anterior se conserva como </w:t>
             </w:r>
             <w:r>
               <w:rPr>
@@ -9455,7 +9470,7 @@
                 <w:sz w:val="18"/>
                 <w:szCs w:val="18"/>
               </w:rPr>
-              <w:t xml:space="preserve">IT-00, IT-01 e IT-02 integradas</w:t>
+              <w:t xml:space="preserve">IT-00, IT-01, IT-02 (tramo A) y la corrección del formulario integradas</w:t>
             </w:r>
           </w:p>
         </w:tc>
@@ -9484,7 +9499,7 @@
                 <w:sz w:val="18"/>
                 <w:szCs w:val="18"/>
               </w:rPr>
-              <w:t xml:space="preserve">PR #1, #2 y #3</w:t>
+              <w:t xml:space="preserve">PR #1, #2, #3 y #6</w:t>
             </w:r>
           </w:p>
         </w:tc>

--- a/docs/informes/Informe2_ISO9241_Experiencia_de_Usuario_AbasteceNi_v1.0.docx
+++ b/docs/informes/Informe2_ISO9241_Experiencia_de_Usuario_AbasteceNi_v1.0.docx
@@ -573,15 +573,15 @@
         </w:p>
         <w:p>
           <w:pPr>
-            <w:pStyle w:val="TOC2"/>
+            <w:pStyle w:val="TOC3"/>
             <w:tabs>
               <w:tab w:val="right" w:pos="9360" w:leader="dot"/>
             </w:tabs>
-            <w:ind w:left="220"/>
+            <w:ind w:left="440"/>
           </w:pPr>
           <w:hyperlink w:history="1" w:anchor="_Toc14">
             <w:r>
-              <w:t xml:space="preserve">2.4 Rendimiento, adaptación y peso de la vista inicial (SYS-NFN-08, 09 y 10)</w:t>
+              <w:t xml:space="preserve">Pantallas 10 a 12 — Recuperación de la contraseña (SYS-FN-05)</w:t>
             </w:r>
             <w:r>
               <w:tab/>
@@ -604,7 +604,7 @@
           </w:pPr>
           <w:hyperlink w:history="1" w:anchor="_Toc15">
             <w:r>
-              <w:t xml:space="preserve">2.5 Accesibilidad (WCAG 2.1 AA; SYS-NFN-12)</w:t>
+              <w:t xml:space="preserve">2.4 Rendimiento, adaptación y peso de la vista inicial (SYS-NFN-08, 09 y 10)</w:t>
             </w:r>
             <w:r>
               <w:tab/>
@@ -627,7 +627,7 @@
           </w:pPr>
           <w:hyperlink w:history="1" w:anchor="_Toc16">
             <w:r>
-              <w:t xml:space="preserve">2.6 Informe de usabilidad en formato CIF (ISO/IEC 25062)</w:t>
+              <w:t xml:space="preserve">2.5 Accesibilidad (WCAG 2.1 AA; SYS-NFN-12)</w:t>
             </w:r>
             <w:r>
               <w:tab/>
@@ -650,7 +650,7 @@
           </w:pPr>
           <w:hyperlink w:history="1" w:anchor="_Toc17">
             <w:r>
-              <w:t xml:space="preserve">2.7 Lo construido y verificado frente a lo pendiente</w:t>
+              <w:t xml:space="preserve">2.6 Informe de usabilidad en formato CIF (ISO/IEC 25062)</w:t>
             </w:r>
             <w:r>
               <w:tab/>
@@ -665,14 +665,15 @@
         </w:p>
         <w:p>
           <w:pPr>
-            <w:pStyle w:val="TOC1"/>
+            <w:pStyle w:val="TOC2"/>
             <w:tabs>
               <w:tab w:val="right" w:pos="9360" w:leader="dot"/>
             </w:tabs>
+            <w:ind w:left="220"/>
           </w:pPr>
           <w:hyperlink w:history="1" w:anchor="_Toc18">
             <w:r>
-              <w:t xml:space="preserve">3. Conclusiones</w:t>
+              <w:t xml:space="preserve">2.7 Lo construido y verificado frente a lo pendiente</w:t>
             </w:r>
             <w:r>
               <w:tab/>
@@ -694,7 +695,7 @@
           </w:pPr>
           <w:hyperlink w:history="1" w:anchor="_Toc19">
             <w:r>
-              <w:t xml:space="preserve">4. Referencias normativas y bibliográficas</w:t>
+              <w:t xml:space="preserve">3. Conclusiones</w:t>
             </w:r>
             <w:r>
               <w:tab/>
@@ -716,7 +717,7 @@
           </w:pPr>
           <w:hyperlink w:history="1" w:anchor="_Toc20">
             <w:r>
-              <w:t xml:space="preserve">5. Anexos</w:t>
+              <w:t xml:space="preserve">4. Referencias normativas y bibliográficas</w:t>
             </w:r>
             <w:r>
               <w:tab/>
@@ -731,15 +732,14 @@
         </w:p>
         <w:p>
           <w:pPr>
-            <w:pStyle w:val="TOC2"/>
+            <w:pStyle w:val="TOC1"/>
             <w:tabs>
               <w:tab w:val="right" w:pos="9360" w:leader="dot"/>
             </w:tabs>
-            <w:ind w:left="220"/>
           </w:pPr>
           <w:hyperlink w:history="1" w:anchor="_Toc21">
             <w:r>
-              <w:t xml:space="preserve">Anexo A — Mediciones sin compresión</w:t>
+              <w:t xml:space="preserve">5. Anexos</w:t>
             </w:r>
             <w:r>
               <w:tab/>
@@ -762,7 +762,7 @@
           </w:pPr>
           <w:hyperlink w:history="1" w:anchor="_Toc22">
             <w:r>
-              <w:t xml:space="preserve">Anexo B — Reproducción de las mediciones</w:t>
+              <w:t xml:space="preserve">Anexo A — Mediciones sin compresión</w:t>
             </w:r>
             <w:r>
               <w:tab/>
@@ -770,6 +770,29 @@
             <w:r>
               <w:fldChar w:fldCharType="begin" w:dirty="true"/>
               <w:instrText xml:space="preserve">PAGEREF _Toc22 \h</w:instrText>
+              <w:fldChar w:fldCharType="separate"/>
+              <w:fldChar w:fldCharType="end"/>
+            </w:r>
+          </w:hyperlink>
+        </w:p>
+        <w:p>
+          <w:pPr>
+            <w:pStyle w:val="TOC2"/>
+            <w:tabs>
+              <w:tab w:val="right" w:pos="9360" w:leader="dot"/>
+            </w:tabs>
+            <w:ind w:left="220"/>
+          </w:pPr>
+          <w:hyperlink w:history="1" w:anchor="_Toc23">
+            <w:r>
+              <w:t xml:space="preserve">Anexo B — Reproducción de las mediciones</w:t>
+            </w:r>
+            <w:r>
+              <w:tab/>
+            </w:r>
+            <w:r>
+              <w:fldChar w:fldCharType="begin" w:dirty="true"/>
+              <w:instrText xml:space="preserve">PAGEREF _Toc23 \h</w:instrText>
               <w:fldChar w:fldCharType="separate"/>
               <w:fldChar w:fldCharType="end"/>
             </w:r>
@@ -854,7 +877,18 @@
         <w:t xml:space="preserve">it-02/informes</w:t>
       </w:r>
       <w:r>
-        <w:t xml:space="preserve">, en el entorno de sistema de Docker Compose. IT-00, IT-01 e IT-02 (tramo A) están integradas en </w:t>
+        <w:t xml:space="preserve">, en el entorno de sistema de Docker Compose. Las pantallas de recuperación de la contraseña (SYS-FN-05), de la rama </w:t>
+      </w:r>
+      <w:r>
+        <w:rPr>
+          <w:rFonts w:ascii="Consolas" w:cs="Consolas" w:eastAsia="Consolas" w:hAnsi="Consolas"/>
+          <w:sz w:val="20"/>
+          <w:szCs w:val="20"/>
+        </w:rPr>
+        <w:t xml:space="preserve">it-02/recuperacion</w:t>
+      </w:r>
+      <w:r>
+        <w:t xml:space="preserve">, se evalúan en el §2.3 con el mismo método, y el análisis de accesibilidad del §2.5 se repitió el 19 de octubre para incluirlas. IT-00, IT-01 e IT-02 (tramo A) están integradas en </w:t>
       </w:r>
       <w:r>
         <w:rPr>
@@ -865,7 +899,7 @@
         <w:t xml:space="preserve">main</w:t>
       </w:r>
       <w:r>
-        <w:t xml:space="preserve"> (PR #1, #2 y #3), con la batería en verde. Del tramo B, SYS-FN-07 también está integrado (PR #6).</w:t>
+        <w:t xml:space="preserve"> (PR #1, #2 y #3), con la batería en verde. Del tramo B, SYS-FN-07 también está integrado (PR #6). SYS-FN-05, que completa el tramo B, y SYS-FN-08, del tramo C, están construidos y verificados (ejecución 39339908565, 10/10 en verde), pendientes de la revisión cruzada y de la integración (PR #8).</w:t>
       </w:r>
     </w:p>
     <w:p>
@@ -2774,7 +2808,7 @@
         <w:jc w:val="both"/>
       </w:pPr>
       <w:r>
-        <w:t xml:space="preserve">Las capturas de las figuras 1 a 3 se tomaron con una prueba de sistema (</w:t>
+        <w:t xml:space="preserve">Las capturas de las figuras 1 a 4 se tomaron con una prueba de sistema (</w:t>
       </w:r>
       <w:r>
         <w:rPr>
@@ -2973,6 +3007,67 @@
     </w:p>
     <w:p>
       <w:pPr>
+        <w:jc w:val="center"/>
+      </w:pPr>
+      <w:r>
+        <w:drawing>
+          <wp:inline distT="0" distB="0" distL="0" distR="0">
+            <wp:extent cx="5715000" cy="3800475"/>
+            <wp:effectExtent t="0" r="0" b="0" l="0"/>
+            <wp:docPr id="4" name="" descr="" title=""/>
+            <wp:cNvGraphicFramePr>
+              <a:graphicFrameLocks xmlns:a="http://schemas.openxmlformats.org/drawingml/2006/main" noChangeAspect="1"/>
+            </wp:cNvGraphicFramePr>
+            <a:graphic xmlns:a="http://schemas.openxmlformats.org/drawingml/2006/main">
+              <a:graphicData uri="http://schemas.openxmlformats.org/drawingml/2006/picture">
+                <pic:pic xmlns:pic="http://schemas.openxmlformats.org/drawingml/2006/picture">
+                  <pic:nvPicPr>
+                    <pic:cNvPr id="0" name="" descr=""/>
+                    <pic:cNvPicPr>
+                      <a:picLocks noChangeAspect="1" noChangeArrowheads="1"/>
+                    </pic:cNvPicPr>
+                  </pic:nvPicPr>
+                  <pic:blipFill>
+                    <a:blip r:embed="rId14" cstate="none"/>
+                    <a:srcRect/>
+                    <a:stretch>
+                      <a:fillRect/>
+                    </a:stretch>
+                  </pic:blipFill>
+                  <pic:spPr bwMode="auto">
+                    <a:xfrm>
+                      <a:off x="0" y="0"/>
+                      <a:ext cx="5715000" cy="3800475"/>
+                    </a:xfrm>
+                    <a:prstGeom prst="rect">
+                      <a:avLst/>
+                    </a:prstGeom>
+                  </pic:spPr>
+                </pic:pic>
+              </a:graphicData>
+            </a:graphic>
+          </wp:inline>
+        </w:drawing>
+      </w:r>
+    </w:p>
+    <w:p>
+      <w:pPr>
+        <w:spacing w:after="200" w:before="60"/>
+        <w:jc w:val="center"/>
+      </w:pPr>
+      <w:r>
+        <w:rPr>
+          <w:i/>
+          <w:iCs/>
+          <w:color w:val="595959"/>
+          <w:sz w:val="18"/>
+          <w:szCs w:val="18"/>
+        </w:rPr>
+        <w:t xml:space="preserve">Figura 4. Pantallas 10 a 12: aviso tras solicitar el enlace de recuperación, contraseña nueva enviada sin datos y enlace vencido o ya usado (SYS-FN-05).</w:t>
+      </w:r>
+    </w:p>
+    <w:p>
+      <w:pPr>
         <w:pStyle w:val="Heading3"/>
       </w:pPr>
       <w:bookmarkStart w:name="_Toc10" w:id="10"/>
@@ -5084,13 +5179,785 @@
     </w:tbl>
     <w:p>
       <w:pPr>
+        <w:pStyle w:val="Heading3"/>
+      </w:pPr>
+      <w:bookmarkStart w:name="_Toc14" w:id="14"/>
+      <w:r>
+        <w:t xml:space="preserve">Pantallas 10 a 12 — Recuperación de la contraseña (SYS-FN-05)</w:t>
+      </w:r>
+      <w:bookmarkEnd w:id="14"/>
+    </w:p>
+    <w:tbl>
+      <w:tblPr>
+        <w:tblW w:type="dxa" w:w="9360"/>
+        <w:tblBorders>
+          <w:top w:val="single" w:color="auto" w:sz="4"/>
+          <w:left w:val="single" w:color="auto" w:sz="4"/>
+          <w:bottom w:val="single" w:color="auto" w:sz="4"/>
+          <w:right w:val="single" w:color="auto" w:sz="4"/>
+          <w:insideH w:val="single" w:color="auto" w:sz="4"/>
+          <w:insideV w:val="single" w:color="auto" w:sz="4"/>
+        </w:tblBorders>
+      </w:tblPr>
+      <w:tblGrid>
+        <w:gridCol w:w="2246"/>
+        <w:gridCol w:w="5616"/>
+        <w:gridCol w:w="1498"/>
+      </w:tblGrid>
+      <w:tr>
+        <w:trPr>
+          <w:tblHeader/>
+        </w:trPr>
+        <w:tc>
+          <w:tcPr>
+            <w:tcW w:type="dxa" w:w="2246"/>
+            <w:tcBorders>
+              <w:top w:val="single" w:color="A6A6A6" w:sz="4"/>
+              <w:left w:val="single" w:color="A6A6A6" w:sz="4"/>
+              <w:bottom w:val="single" w:color="A6A6A6" w:sz="4"/>
+              <w:right w:val="single" w:color="A6A6A6" w:sz="4"/>
+            </w:tcBorders>
+            <w:shd w:fill="DEEAF6" w:color="auto" w:val="clear"/>
+            <w:tcMar>
+              <w:top w:type="dxa" w:w="60"/>
+              <w:left w:type="dxa" w:w="90"/>
+              <w:bottom w:type="dxa" w:w="60"/>
+              <w:right w:type="dxa" w:w="90"/>
+            </w:tcMar>
+          </w:tcPr>
+          <w:p>
+            <w:pPr>
+              <w:spacing w:after="30"/>
+            </w:pPr>
+            <w:r>
+              <w:rPr>
+                <w:b/>
+                <w:bCs/>
+                <w:sz w:val="18"/>
+                <w:szCs w:val="18"/>
+              </w:rPr>
+              <w:t xml:space="preserve">Principio</w:t>
+            </w:r>
+          </w:p>
+        </w:tc>
+        <w:tc>
+          <w:tcPr>
+            <w:tcW w:type="dxa" w:w="5616"/>
+            <w:tcBorders>
+              <w:top w:val="single" w:color="A6A6A6" w:sz="4"/>
+              <w:left w:val="single" w:color="A6A6A6" w:sz="4"/>
+              <w:bottom w:val="single" w:color="A6A6A6" w:sz="4"/>
+              <w:right w:val="single" w:color="A6A6A6" w:sz="4"/>
+            </w:tcBorders>
+            <w:shd w:fill="DEEAF6" w:color="auto" w:val="clear"/>
+            <w:tcMar>
+              <w:top w:type="dxa" w:w="60"/>
+              <w:left w:type="dxa" w:w="90"/>
+              <w:bottom w:type="dxa" w:w="60"/>
+              <w:right w:type="dxa" w:w="90"/>
+            </w:tcMar>
+          </w:tcPr>
+          <w:p>
+            <w:pPr>
+              <w:spacing w:after="30"/>
+            </w:pPr>
+            <w:r>
+              <w:rPr>
+                <w:b/>
+                <w:bCs/>
+                <w:sz w:val="18"/>
+                <w:szCs w:val="18"/>
+              </w:rPr>
+              <w:t xml:space="preserve">Observación</w:t>
+            </w:r>
+          </w:p>
+        </w:tc>
+        <w:tc>
+          <w:tcPr>
+            <w:tcW w:type="dxa" w:w="1498"/>
+            <w:tcBorders>
+              <w:top w:val="single" w:color="A6A6A6" w:sz="4"/>
+              <w:left w:val="single" w:color="A6A6A6" w:sz="4"/>
+              <w:bottom w:val="single" w:color="A6A6A6" w:sz="4"/>
+              <w:right w:val="single" w:color="A6A6A6" w:sz="4"/>
+            </w:tcBorders>
+            <w:shd w:fill="DEEAF6" w:color="auto" w:val="clear"/>
+            <w:tcMar>
+              <w:top w:type="dxa" w:w="60"/>
+              <w:left w:type="dxa" w:w="90"/>
+              <w:bottom w:type="dxa" w:w="60"/>
+              <w:right w:type="dxa" w:w="90"/>
+            </w:tcMar>
+          </w:tcPr>
+          <w:p>
+            <w:pPr>
+              <w:spacing w:after="30"/>
+            </w:pPr>
+            <w:r>
+              <w:rPr>
+                <w:b/>
+                <w:bCs/>
+                <w:sz w:val="18"/>
+                <w:szCs w:val="18"/>
+              </w:rPr>
+              <w:t xml:space="preserve">Valoración</w:t>
+            </w:r>
+          </w:p>
+        </w:tc>
+      </w:tr>
+      <w:tr>
+        <w:tc>
+          <w:tcPr>
+            <w:tcW w:type="dxa" w:w="2246"/>
+            <w:tcBorders>
+              <w:top w:val="single" w:color="A6A6A6" w:sz="4"/>
+              <w:left w:val="single" w:color="A6A6A6" w:sz="4"/>
+              <w:bottom w:val="single" w:color="A6A6A6" w:sz="4"/>
+              <w:right w:val="single" w:color="A6A6A6" w:sz="4"/>
+            </w:tcBorders>
+            <w:tcMar>
+              <w:top w:type="dxa" w:w="60"/>
+              <w:left w:type="dxa" w:w="90"/>
+              <w:bottom w:type="dxa" w:w="60"/>
+              <w:right w:type="dxa" w:w="90"/>
+            </w:tcMar>
+          </w:tcPr>
+          <w:p>
+            <w:pPr>
+              <w:spacing w:after="30"/>
+            </w:pPr>
+            <w:r>
+              <w:rPr>
+                <w:sz w:val="18"/>
+                <w:szCs w:val="18"/>
+              </w:rPr>
+              <w:t xml:space="preserve">Conformidad con las expectativas</w:t>
+            </w:r>
+          </w:p>
+        </w:tc>
+        <w:tc>
+          <w:tcPr>
+            <w:tcW w:type="dxa" w:w="5616"/>
+            <w:tcBorders>
+              <w:top w:val="single" w:color="A6A6A6" w:sz="4"/>
+              <w:left w:val="single" w:color="A6A6A6" w:sz="4"/>
+              <w:bottom w:val="single" w:color="A6A6A6" w:sz="4"/>
+              <w:right w:val="single" w:color="A6A6A6" w:sz="4"/>
+            </w:tcBorders>
+            <w:tcMar>
+              <w:top w:type="dxa" w:w="60"/>
+              <w:left w:type="dxa" w:w="90"/>
+              <w:bottom w:type="dxa" w:w="60"/>
+              <w:right w:type="dxa" w:w="90"/>
+            </w:tcMar>
+          </w:tcPr>
+          <w:p>
+            <w:pPr>
+              <w:spacing w:after="30"/>
+            </w:pPr>
+            <w:r>
+              <w:rPr>
+                <w:sz w:val="18"/>
+                <w:szCs w:val="18"/>
+              </w:rPr>
+              <w:t xml:space="preserve">Se llega desde «¿Olvidó su contraseña?», debajo del formulario de inicio de sesión, donde el usuario lo busca; el aviso dice qué ocurrirá y que el enlace vence en 15 minutos</w:t>
+            </w:r>
+          </w:p>
+        </w:tc>
+        <w:tc>
+          <w:tcPr>
+            <w:tcW w:type="dxa" w:w="1498"/>
+            <w:tcBorders>
+              <w:top w:val="single" w:color="A6A6A6" w:sz="4"/>
+              <w:left w:val="single" w:color="A6A6A6" w:sz="4"/>
+              <w:bottom w:val="single" w:color="A6A6A6" w:sz="4"/>
+              <w:right w:val="single" w:color="A6A6A6" w:sz="4"/>
+            </w:tcBorders>
+            <w:tcMar>
+              <w:top w:type="dxa" w:w="60"/>
+              <w:left w:type="dxa" w:w="90"/>
+              <w:bottom w:type="dxa" w:w="60"/>
+              <w:right w:type="dxa" w:w="90"/>
+            </w:tcMar>
+          </w:tcPr>
+          <w:p>
+            <w:pPr>
+              <w:spacing w:after="30"/>
+            </w:pPr>
+            <w:r>
+              <w:rPr>
+                <w:sz w:val="18"/>
+                <w:szCs w:val="18"/>
+              </w:rPr>
+              <w:t xml:space="preserve">Cumple</w:t>
+            </w:r>
+          </w:p>
+        </w:tc>
+      </w:tr>
+      <w:tr>
+        <w:tc>
+          <w:tcPr>
+            <w:tcW w:type="dxa" w:w="2246"/>
+            <w:tcBorders>
+              <w:top w:val="single" w:color="A6A6A6" w:sz="4"/>
+              <w:left w:val="single" w:color="A6A6A6" w:sz="4"/>
+              <w:bottom w:val="single" w:color="A6A6A6" w:sz="4"/>
+              <w:right w:val="single" w:color="A6A6A6" w:sz="4"/>
+            </w:tcBorders>
+            <w:tcMar>
+              <w:top w:type="dxa" w:w="60"/>
+              <w:left w:type="dxa" w:w="90"/>
+              <w:bottom w:type="dxa" w:w="60"/>
+              <w:right w:type="dxa" w:w="90"/>
+            </w:tcMar>
+          </w:tcPr>
+          <w:p>
+            <w:pPr>
+              <w:spacing w:after="30"/>
+            </w:pPr>
+            <w:r>
+              <w:rPr>
+                <w:sz w:val="18"/>
+                <w:szCs w:val="18"/>
+              </w:rPr>
+              <w:t xml:space="preserve">Adecuación a la tarea</w:t>
+            </w:r>
+          </w:p>
+        </w:tc>
+        <w:tc>
+          <w:tcPr>
+            <w:tcW w:type="dxa" w:w="5616"/>
+            <w:tcBorders>
+              <w:top w:val="single" w:color="A6A6A6" w:sz="4"/>
+              <w:left w:val="single" w:color="A6A6A6" w:sz="4"/>
+              <w:bottom w:val="single" w:color="A6A6A6" w:sz="4"/>
+              <w:right w:val="single" w:color="A6A6A6" w:sz="4"/>
+            </w:tcBorders>
+            <w:tcMar>
+              <w:top w:type="dxa" w:w="60"/>
+              <w:left w:type="dxa" w:w="90"/>
+              <w:bottom w:type="dxa" w:w="60"/>
+              <w:right w:type="dxa" w:w="90"/>
+            </w:tcMar>
+          </w:tcPr>
+          <w:p>
+            <w:pPr>
+              <w:spacing w:after="30"/>
+            </w:pPr>
+            <w:r>
+              <w:rPr>
+                <w:sz w:val="18"/>
+                <w:szCs w:val="18"/>
+              </w:rPr>
+              <w:t xml:space="preserve">Solo se pide el correo y, después, la contraseña nueva; el secreto viaja en el enlace y el usuario no tiene que copiar ningún código</w:t>
+            </w:r>
+          </w:p>
+        </w:tc>
+        <w:tc>
+          <w:tcPr>
+            <w:tcW w:type="dxa" w:w="1498"/>
+            <w:tcBorders>
+              <w:top w:val="single" w:color="A6A6A6" w:sz="4"/>
+              <w:left w:val="single" w:color="A6A6A6" w:sz="4"/>
+              <w:bottom w:val="single" w:color="A6A6A6" w:sz="4"/>
+              <w:right w:val="single" w:color="A6A6A6" w:sz="4"/>
+            </w:tcBorders>
+            <w:tcMar>
+              <w:top w:type="dxa" w:w="60"/>
+              <w:left w:type="dxa" w:w="90"/>
+              <w:bottom w:type="dxa" w:w="60"/>
+              <w:right w:type="dxa" w:w="90"/>
+            </w:tcMar>
+          </w:tcPr>
+          <w:p>
+            <w:pPr>
+              <w:spacing w:after="30"/>
+            </w:pPr>
+            <w:r>
+              <w:rPr>
+                <w:sz w:val="18"/>
+                <w:szCs w:val="18"/>
+              </w:rPr>
+              <w:t xml:space="preserve">Cumple</w:t>
+            </w:r>
+          </w:p>
+        </w:tc>
+      </w:tr>
+      <w:tr>
+        <w:tc>
+          <w:tcPr>
+            <w:tcW w:type="dxa" w:w="2246"/>
+            <w:tcBorders>
+              <w:top w:val="single" w:color="A6A6A6" w:sz="4"/>
+              <w:left w:val="single" w:color="A6A6A6" w:sz="4"/>
+              <w:bottom w:val="single" w:color="A6A6A6" w:sz="4"/>
+              <w:right w:val="single" w:color="A6A6A6" w:sz="4"/>
+            </w:tcBorders>
+            <w:tcMar>
+              <w:top w:type="dxa" w:w="60"/>
+              <w:left w:type="dxa" w:w="90"/>
+              <w:bottom w:type="dxa" w:w="60"/>
+              <w:right w:type="dxa" w:w="90"/>
+            </w:tcMar>
+          </w:tcPr>
+          <w:p>
+            <w:pPr>
+              <w:spacing w:after="30"/>
+            </w:pPr>
+            <w:r>
+              <w:rPr>
+                <w:sz w:val="18"/>
+                <w:szCs w:val="18"/>
+              </w:rPr>
+              <w:t xml:space="preserve">Autodescripción</w:t>
+            </w:r>
+          </w:p>
+        </w:tc>
+        <w:tc>
+          <w:tcPr>
+            <w:tcW w:type="dxa" w:w="5616"/>
+            <w:tcBorders>
+              <w:top w:val="single" w:color="A6A6A6" w:sz="4"/>
+              <w:left w:val="single" w:color="A6A6A6" w:sz="4"/>
+              <w:bottom w:val="single" w:color="A6A6A6" w:sz="4"/>
+              <w:right w:val="single" w:color="A6A6A6" w:sz="4"/>
+            </w:tcBorders>
+            <w:tcMar>
+              <w:top w:type="dxa" w:w="60"/>
+              <w:left w:type="dxa" w:w="90"/>
+              <w:bottom w:type="dxa" w:w="60"/>
+              <w:right w:type="dxa" w:w="90"/>
+            </w:tcMar>
+          </w:tcPr>
+          <w:p>
+            <w:pPr>
+              <w:spacing w:after="30"/>
+            </w:pPr>
+            <w:r>
+              <w:rPr>
+                <w:sz w:val="18"/>
+                <w:szCs w:val="18"/>
+              </w:rPr>
+              <w:t xml:space="preserve">Las etiquetas y ayudas son las de DIS-39: «El correo con el que registró la cuenta.» y, para la contraseña nueva, la misma ayuda del registro (12 a 128 caracteres)</w:t>
+            </w:r>
+          </w:p>
+        </w:tc>
+        <w:tc>
+          <w:tcPr>
+            <w:tcW w:type="dxa" w:w="1498"/>
+            <w:tcBorders>
+              <w:top w:val="single" w:color="A6A6A6" w:sz="4"/>
+              <w:left w:val="single" w:color="A6A6A6" w:sz="4"/>
+              <w:bottom w:val="single" w:color="A6A6A6" w:sz="4"/>
+              <w:right w:val="single" w:color="A6A6A6" w:sz="4"/>
+            </w:tcBorders>
+            <w:tcMar>
+              <w:top w:type="dxa" w:w="60"/>
+              <w:left w:type="dxa" w:w="90"/>
+              <w:bottom w:type="dxa" w:w="60"/>
+              <w:right w:type="dxa" w:w="90"/>
+            </w:tcMar>
+          </w:tcPr>
+          <w:p>
+            <w:pPr>
+              <w:spacing w:after="30"/>
+            </w:pPr>
+            <w:r>
+              <w:rPr>
+                <w:sz w:val="18"/>
+                <w:szCs w:val="18"/>
+              </w:rPr>
+              <w:t xml:space="preserve">Cumple</w:t>
+            </w:r>
+          </w:p>
+        </w:tc>
+      </w:tr>
+      <w:tr>
+        <w:tc>
+          <w:tcPr>
+            <w:tcW w:type="dxa" w:w="2246"/>
+            <w:tcBorders>
+              <w:top w:val="single" w:color="A6A6A6" w:sz="4"/>
+              <w:left w:val="single" w:color="A6A6A6" w:sz="4"/>
+              <w:bottom w:val="single" w:color="A6A6A6" w:sz="4"/>
+              <w:right w:val="single" w:color="A6A6A6" w:sz="4"/>
+            </w:tcBorders>
+            <w:tcMar>
+              <w:top w:type="dxa" w:w="60"/>
+              <w:left w:type="dxa" w:w="90"/>
+              <w:bottom w:type="dxa" w:w="60"/>
+              <w:right w:type="dxa" w:w="90"/>
+            </w:tcMar>
+          </w:tcPr>
+          <w:p>
+            <w:pPr>
+              <w:spacing w:after="30"/>
+            </w:pPr>
+            <w:r>
+              <w:rPr>
+                <w:sz w:val="18"/>
+                <w:szCs w:val="18"/>
+              </w:rPr>
+              <w:t xml:space="preserve">Autodescripción frente a seguridad</w:t>
+            </w:r>
+          </w:p>
+        </w:tc>
+        <w:tc>
+          <w:tcPr>
+            <w:tcW w:type="dxa" w:w="5616"/>
+            <w:tcBorders>
+              <w:top w:val="single" w:color="A6A6A6" w:sz="4"/>
+              <w:left w:val="single" w:color="A6A6A6" w:sz="4"/>
+              <w:bottom w:val="single" w:color="A6A6A6" w:sz="4"/>
+              <w:right w:val="single" w:color="A6A6A6" w:sz="4"/>
+            </w:tcBorders>
+            <w:tcMar>
+              <w:top w:type="dxa" w:w="60"/>
+              <w:left w:type="dxa" w:w="90"/>
+              <w:bottom w:type="dxa" w:w="60"/>
+              <w:right w:type="dxa" w:w="90"/>
+            </w:tcMar>
+          </w:tcPr>
+          <w:p>
+            <w:pPr>
+              <w:spacing w:after="30"/>
+            </w:pPr>
+            <w:r>
+              <w:rPr>
+                <w:sz w:val="18"/>
+                <w:szCs w:val="18"/>
+              </w:rPr>
+              <w:t xml:space="preserve">El aviso no confirma si el correo está registrado (DIS-36), para no revelar qué cuentas existen. Quien escriba mal su correo no lo sabrá y esperará un enlace que no llega. Es un compromiso deliberado a favor de la seguridad</w:t>
+            </w:r>
+          </w:p>
+        </w:tc>
+        <w:tc>
+          <w:tcPr>
+            <w:tcW w:type="dxa" w:w="1498"/>
+            <w:tcBorders>
+              <w:top w:val="single" w:color="A6A6A6" w:sz="4"/>
+              <w:left w:val="single" w:color="A6A6A6" w:sz="4"/>
+              <w:bottom w:val="single" w:color="A6A6A6" w:sz="4"/>
+              <w:right w:val="single" w:color="A6A6A6" w:sz="4"/>
+            </w:tcBorders>
+            <w:tcMar>
+              <w:top w:type="dxa" w:w="60"/>
+              <w:left w:type="dxa" w:w="90"/>
+              <w:bottom w:type="dxa" w:w="60"/>
+              <w:right w:type="dxa" w:w="90"/>
+            </w:tcMar>
+          </w:tcPr>
+          <w:p>
+            <w:pPr>
+              <w:spacing w:after="30"/>
+            </w:pPr>
+            <w:r>
+              <w:rPr>
+                <w:sz w:val="18"/>
+                <w:szCs w:val="18"/>
+              </w:rPr>
+              <w:t xml:space="preserve">Compromiso aceptado</w:t>
+            </w:r>
+          </w:p>
+        </w:tc>
+      </w:tr>
+      <w:tr>
+        <w:tc>
+          <w:tcPr>
+            <w:tcW w:type="dxa" w:w="2246"/>
+            <w:tcBorders>
+              <w:top w:val="single" w:color="A6A6A6" w:sz="4"/>
+              <w:left w:val="single" w:color="A6A6A6" w:sz="4"/>
+              <w:bottom w:val="single" w:color="A6A6A6" w:sz="4"/>
+              <w:right w:val="single" w:color="A6A6A6" w:sz="4"/>
+            </w:tcBorders>
+            <w:tcMar>
+              <w:top w:type="dxa" w:w="60"/>
+              <w:left w:type="dxa" w:w="90"/>
+              <w:bottom w:type="dxa" w:w="60"/>
+              <w:right w:type="dxa" w:w="90"/>
+            </w:tcMar>
+          </w:tcPr>
+          <w:p>
+            <w:pPr>
+              <w:spacing w:after="30"/>
+            </w:pPr>
+            <w:r>
+              <w:rPr>
+                <w:sz w:val="18"/>
+                <w:szCs w:val="18"/>
+              </w:rPr>
+              <w:t xml:space="preserve">Robustez frente a errores de uso</w:t>
+            </w:r>
+          </w:p>
+        </w:tc>
+        <w:tc>
+          <w:tcPr>
+            <w:tcW w:type="dxa" w:w="5616"/>
+            <w:tcBorders>
+              <w:top w:val="single" w:color="A6A6A6" w:sz="4"/>
+              <w:left w:val="single" w:color="A6A6A6" w:sz="4"/>
+              <w:bottom w:val="single" w:color="A6A6A6" w:sz="4"/>
+              <w:right w:val="single" w:color="A6A6A6" w:sz="4"/>
+            </w:tcBorders>
+            <w:tcMar>
+              <w:top w:type="dxa" w:w="60"/>
+              <w:left w:type="dxa" w:w="90"/>
+              <w:bottom w:type="dxa" w:w="60"/>
+              <w:right w:type="dxa" w:w="90"/>
+            </w:tcMar>
+          </w:tcPr>
+          <w:p>
+            <w:pPr>
+              <w:spacing w:after="30"/>
+            </w:pPr>
+            <w:r>
+              <w:rPr>
+                <w:sz w:val="18"/>
+                <w:szCs w:val="18"/>
+              </w:rPr>
+              <w:t xml:space="preserve">La contraseña se valida en el navegador y en el servidor, con el foco en el campo (pantalla 11); un error de escritura no gasta el enlace (DIS-36). Un enlace vencido o usado explica qué pasó y ofrece «Solicitar un enlace nuevo» (pantalla 12)</w:t>
+            </w:r>
+          </w:p>
+        </w:tc>
+        <w:tc>
+          <w:tcPr>
+            <w:tcW w:type="dxa" w:w="1498"/>
+            <w:tcBorders>
+              <w:top w:val="single" w:color="A6A6A6" w:sz="4"/>
+              <w:left w:val="single" w:color="A6A6A6" w:sz="4"/>
+              <w:bottom w:val="single" w:color="A6A6A6" w:sz="4"/>
+              <w:right w:val="single" w:color="A6A6A6" w:sz="4"/>
+            </w:tcBorders>
+            <w:tcMar>
+              <w:top w:type="dxa" w:w="60"/>
+              <w:left w:type="dxa" w:w="90"/>
+              <w:bottom w:type="dxa" w:w="60"/>
+              <w:right w:type="dxa" w:w="90"/>
+            </w:tcMar>
+          </w:tcPr>
+          <w:p>
+            <w:pPr>
+              <w:spacing w:after="30"/>
+            </w:pPr>
+            <w:r>
+              <w:rPr>
+                <w:sz w:val="18"/>
+                <w:szCs w:val="18"/>
+              </w:rPr>
+              <w:t xml:space="preserve">Cumple</w:t>
+            </w:r>
+          </w:p>
+        </w:tc>
+      </w:tr>
+      <w:tr>
+        <w:tc>
+          <w:tcPr>
+            <w:tcW w:type="dxa" w:w="2246"/>
+            <w:tcBorders>
+              <w:top w:val="single" w:color="A6A6A6" w:sz="4"/>
+              <w:left w:val="single" w:color="A6A6A6" w:sz="4"/>
+              <w:bottom w:val="single" w:color="A6A6A6" w:sz="4"/>
+              <w:right w:val="single" w:color="A6A6A6" w:sz="4"/>
+            </w:tcBorders>
+            <w:tcMar>
+              <w:top w:type="dxa" w:w="60"/>
+              <w:left w:type="dxa" w:w="90"/>
+              <w:bottom w:type="dxa" w:w="60"/>
+              <w:right w:type="dxa" w:w="90"/>
+            </w:tcMar>
+          </w:tcPr>
+          <w:p>
+            <w:pPr>
+              <w:spacing w:after="30"/>
+            </w:pPr>
+            <w:r>
+              <w:rPr>
+                <w:sz w:val="18"/>
+                <w:szCs w:val="18"/>
+              </w:rPr>
+              <w:t xml:space="preserve">Controlabilidad</w:t>
+            </w:r>
+          </w:p>
+        </w:tc>
+        <w:tc>
+          <w:tcPr>
+            <w:tcW w:type="dxa" w:w="5616"/>
+            <w:tcBorders>
+              <w:top w:val="single" w:color="A6A6A6" w:sz="4"/>
+              <w:left w:val="single" w:color="A6A6A6" w:sz="4"/>
+              <w:bottom w:val="single" w:color="A6A6A6" w:sz="4"/>
+              <w:right w:val="single" w:color="A6A6A6" w:sz="4"/>
+            </w:tcBorders>
+            <w:tcMar>
+              <w:top w:type="dxa" w:w="60"/>
+              <w:left w:type="dxa" w:w="90"/>
+              <w:bottom w:type="dxa" w:w="60"/>
+              <w:right w:type="dxa" w:w="90"/>
+            </w:tcMar>
+          </w:tcPr>
+          <w:p>
+            <w:pPr>
+              <w:spacing w:after="30"/>
+            </w:pPr>
+            <w:r>
+              <w:rPr>
+                <w:sz w:val="18"/>
+                <w:szCs w:val="18"/>
+              </w:rPr>
+              <w:t xml:space="preserve">Tras restablecer, la interfaz ofrece «Iniciar sesión» en lugar de iniciarla sola: el usuario comprueba su contraseña nueva</w:t>
+            </w:r>
+          </w:p>
+        </w:tc>
+        <w:tc>
+          <w:tcPr>
+            <w:tcW w:type="dxa" w:w="1498"/>
+            <w:tcBorders>
+              <w:top w:val="single" w:color="A6A6A6" w:sz="4"/>
+              <w:left w:val="single" w:color="A6A6A6" w:sz="4"/>
+              <w:bottom w:val="single" w:color="A6A6A6" w:sz="4"/>
+              <w:right w:val="single" w:color="A6A6A6" w:sz="4"/>
+            </w:tcBorders>
+            <w:tcMar>
+              <w:top w:type="dxa" w:w="60"/>
+              <w:left w:type="dxa" w:w="90"/>
+              <w:bottom w:type="dxa" w:w="60"/>
+              <w:right w:type="dxa" w:w="90"/>
+            </w:tcMar>
+          </w:tcPr>
+          <w:p>
+            <w:pPr>
+              <w:spacing w:after="30"/>
+            </w:pPr>
+            <w:r>
+              <w:rPr>
+                <w:sz w:val="18"/>
+                <w:szCs w:val="18"/>
+              </w:rPr>
+              <w:t xml:space="preserve">Cumple</w:t>
+            </w:r>
+          </w:p>
+        </w:tc>
+      </w:tr>
+      <w:tr>
+        <w:tc>
+          <w:tcPr>
+            <w:tcW w:type="dxa" w:w="2246"/>
+            <w:tcBorders>
+              <w:top w:val="single" w:color="A6A6A6" w:sz="4"/>
+              <w:left w:val="single" w:color="A6A6A6" w:sz="4"/>
+              <w:bottom w:val="single" w:color="A6A6A6" w:sz="4"/>
+              <w:right w:val="single" w:color="A6A6A6" w:sz="4"/>
+            </w:tcBorders>
+            <w:tcMar>
+              <w:top w:type="dxa" w:w="60"/>
+              <w:left w:type="dxa" w:w="90"/>
+              <w:bottom w:type="dxa" w:w="60"/>
+              <w:right w:type="dxa" w:w="90"/>
+            </w:tcMar>
+          </w:tcPr>
+          <w:p>
+            <w:pPr>
+              <w:spacing w:after="30"/>
+            </w:pPr>
+            <w:r>
+              <w:rPr>
+                <w:sz w:val="18"/>
+                <w:szCs w:val="18"/>
+              </w:rPr>
+              <w:t xml:space="preserve">Facilidad de aprendizaje</w:t>
+            </w:r>
+          </w:p>
+        </w:tc>
+        <w:tc>
+          <w:tcPr>
+            <w:tcW w:type="dxa" w:w="5616"/>
+            <w:tcBorders>
+              <w:top w:val="single" w:color="A6A6A6" w:sz="4"/>
+              <w:left w:val="single" w:color="A6A6A6" w:sz="4"/>
+              <w:bottom w:val="single" w:color="A6A6A6" w:sz="4"/>
+              <w:right w:val="single" w:color="A6A6A6" w:sz="4"/>
+            </w:tcBorders>
+            <w:tcMar>
+              <w:top w:type="dxa" w:w="60"/>
+              <w:left w:type="dxa" w:w="90"/>
+              <w:bottom w:type="dxa" w:w="60"/>
+              <w:right w:type="dxa" w:w="90"/>
+            </w:tcMar>
+          </w:tcPr>
+          <w:p>
+            <w:pPr>
+              <w:spacing w:after="30"/>
+            </w:pPr>
+            <w:r>
+              <w:rPr>
+                <w:sz w:val="18"/>
+                <w:szCs w:val="18"/>
+              </w:rPr>
+              <w:t xml:space="preserve">Usa los mismos componentes, avisos y validadores que el registro (AS-07)</w:t>
+            </w:r>
+          </w:p>
+        </w:tc>
+        <w:tc>
+          <w:tcPr>
+            <w:tcW w:type="dxa" w:w="1498"/>
+            <w:tcBorders>
+              <w:top w:val="single" w:color="A6A6A6" w:sz="4"/>
+              <w:left w:val="single" w:color="A6A6A6" w:sz="4"/>
+              <w:bottom w:val="single" w:color="A6A6A6" w:sz="4"/>
+              <w:right w:val="single" w:color="A6A6A6" w:sz="4"/>
+            </w:tcBorders>
+            <w:tcMar>
+              <w:top w:type="dxa" w:w="60"/>
+              <w:left w:type="dxa" w:w="90"/>
+              <w:bottom w:type="dxa" w:w="60"/>
+              <w:right w:type="dxa" w:w="90"/>
+            </w:tcMar>
+          </w:tcPr>
+          <w:p>
+            <w:pPr>
+              <w:spacing w:after="30"/>
+            </w:pPr>
+            <w:r>
+              <w:rPr>
+                <w:sz w:val="18"/>
+                <w:szCs w:val="18"/>
+              </w:rPr>
+              <w:t xml:space="preserve">Cumple</w:t>
+            </w:r>
+          </w:p>
+        </w:tc>
+      </w:tr>
+    </w:tbl>
+    <w:p>
+      <w:pPr>
+        <w:spacing w:after="120" w:line="276"/>
+        <w:jc w:val="both"/>
+      </w:pPr>
+      <w:r>
+        <w:t xml:space="preserve">Con SYS-FN-08, el dispositivo cuya sesión desplazó un tercer inicio de sesión no cierra la sesión en silencio. Al volver a la aplicación ve el aviso «Su sesión se cerró porque la cuenta inició sesión en otro dispositivo.» (DIS-37), que explica la causa y da la pista de un posible acceso ajeno (conformidad con las expectativas; lo verifica </w:t>
+      </w:r>
+      <w:r>
+        <w:rPr>
+          <w:rFonts w:ascii="Consolas" w:cs="Consolas" w:eastAsia="Consolas" w:hAnsi="Consolas"/>
+          <w:sz w:val="20"/>
+          <w:szCs w:val="20"/>
+        </w:rPr>
+        <w:t xml:space="preserve">e2e/pruebas/sesion.spec.ts</w:t>
+      </w:r>
+      <w:r>
+        <w:t xml:space="preserve">).</w:t>
+      </w:r>
+    </w:p>
+    <w:p>
+      <w:pPr>
         <w:pStyle w:val="Heading2"/>
       </w:pPr>
-      <w:bookmarkStart w:name="_Toc14" w:id="14"/>
+      <w:bookmarkStart w:name="_Toc15" w:id="15"/>
       <w:r>
         <w:t xml:space="preserve">2.4 Rendimiento, adaptación y peso de la vista inicial (SYS-NFN-08, 09 y 10)</w:t>
       </w:r>
-      <w:bookmarkEnd w:id="14"/>
+      <w:bookmarkEnd w:id="15"/>
     </w:p>
     <w:p>
       <w:pPr>
@@ -7106,11 +7973,11 @@
       <w:pPr>
         <w:pStyle w:val="Heading2"/>
       </w:pPr>
-      <w:bookmarkStart w:name="_Toc15" w:id="15"/>
+      <w:bookmarkStart w:name="_Toc16" w:id="16"/>
       <w:r>
         <w:t xml:space="preserve">2.5 Accesibilidad (WCAG 2.1 AA; SYS-NFN-12)</w:t>
       </w:r>
-      <w:bookmarkEnd w:id="15"/>
+      <w:bookmarkEnd w:id="16"/>
     </w:p>
     <w:p>
       <w:pPr>
@@ -7540,7 +8407,7 @@
                 <w:sz w:val="18"/>
                 <w:szCs w:val="18"/>
               </w:rPr>
-              <w:t xml:space="preserve">Panel del Administrador</w:t>
+              <w:t xml:space="preserve">Recuperación de la contraseña</w:t>
             </w:r>
           </w:p>
         </w:tc>
@@ -7598,7 +8465,7 @@
                 <w:sz w:val="18"/>
                 <w:szCs w:val="18"/>
               </w:rPr>
-              <w:t xml:space="preserve">20</w:t>
+              <w:t xml:space="preserve">19</w:t>
             </w:r>
           </w:p>
         </w:tc>
@@ -7629,6 +8496,184 @@
                 <w:sz w:val="18"/>
                 <w:szCs w:val="18"/>
               </w:rPr>
+              <w:t xml:space="preserve">Restablecimiento de la contraseña</w:t>
+            </w:r>
+          </w:p>
+        </w:tc>
+        <w:tc>
+          <w:tcPr>
+            <w:tcW w:type="dxa" w:w="2340"/>
+            <w:tcBorders>
+              <w:top w:val="single" w:color="A6A6A6" w:sz="4"/>
+              <w:left w:val="single" w:color="A6A6A6" w:sz="4"/>
+              <w:bottom w:val="single" w:color="A6A6A6" w:sz="4"/>
+              <w:right w:val="single" w:color="A6A6A6" w:sz="4"/>
+            </w:tcBorders>
+            <w:tcMar>
+              <w:top w:type="dxa" w:w="60"/>
+              <w:left w:type="dxa" w:w="90"/>
+              <w:bottom w:type="dxa" w:w="60"/>
+              <w:right w:type="dxa" w:w="90"/>
+            </w:tcMar>
+          </w:tcPr>
+          <w:p>
+            <w:pPr>
+              <w:spacing w:after="30"/>
+            </w:pPr>
+            <w:r>
+              <w:rPr>
+                <w:sz w:val="18"/>
+                <w:szCs w:val="18"/>
+              </w:rPr>
+              <w:t xml:space="preserve">0</w:t>
+            </w:r>
+          </w:p>
+        </w:tc>
+        <w:tc>
+          <w:tcPr>
+            <w:tcW w:type="dxa" w:w="2340"/>
+            <w:tcBorders>
+              <w:top w:val="single" w:color="A6A6A6" w:sz="4"/>
+              <w:left w:val="single" w:color="A6A6A6" w:sz="4"/>
+              <w:bottom w:val="single" w:color="A6A6A6" w:sz="4"/>
+              <w:right w:val="single" w:color="A6A6A6" w:sz="4"/>
+            </w:tcBorders>
+            <w:tcMar>
+              <w:top w:type="dxa" w:w="60"/>
+              <w:left w:type="dxa" w:w="90"/>
+              <w:bottom w:type="dxa" w:w="60"/>
+              <w:right w:type="dxa" w:w="90"/>
+            </w:tcMar>
+          </w:tcPr>
+          <w:p>
+            <w:pPr>
+              <w:spacing w:after="30"/>
+            </w:pPr>
+            <w:r>
+              <w:rPr>
+                <w:sz w:val="18"/>
+                <w:szCs w:val="18"/>
+              </w:rPr>
+              <w:t xml:space="preserve">19</w:t>
+            </w:r>
+          </w:p>
+        </w:tc>
+      </w:tr>
+      <w:tr>
+        <w:tc>
+          <w:tcPr>
+            <w:tcW w:type="dxa" w:w="4680"/>
+            <w:tcBorders>
+              <w:top w:val="single" w:color="A6A6A6" w:sz="4"/>
+              <w:left w:val="single" w:color="A6A6A6" w:sz="4"/>
+              <w:bottom w:val="single" w:color="A6A6A6" w:sz="4"/>
+              <w:right w:val="single" w:color="A6A6A6" w:sz="4"/>
+            </w:tcBorders>
+            <w:tcMar>
+              <w:top w:type="dxa" w:w="60"/>
+              <w:left w:type="dxa" w:w="90"/>
+              <w:bottom w:type="dxa" w:w="60"/>
+              <w:right w:type="dxa" w:w="90"/>
+            </w:tcMar>
+          </w:tcPr>
+          <w:p>
+            <w:pPr>
+              <w:spacing w:after="30"/>
+            </w:pPr>
+            <w:r>
+              <w:rPr>
+                <w:sz w:val="18"/>
+                <w:szCs w:val="18"/>
+              </w:rPr>
+              <w:t xml:space="preserve">Panel del Administrador</w:t>
+            </w:r>
+          </w:p>
+        </w:tc>
+        <w:tc>
+          <w:tcPr>
+            <w:tcW w:type="dxa" w:w="2340"/>
+            <w:tcBorders>
+              <w:top w:val="single" w:color="A6A6A6" w:sz="4"/>
+              <w:left w:val="single" w:color="A6A6A6" w:sz="4"/>
+              <w:bottom w:val="single" w:color="A6A6A6" w:sz="4"/>
+              <w:right w:val="single" w:color="A6A6A6" w:sz="4"/>
+            </w:tcBorders>
+            <w:tcMar>
+              <w:top w:type="dxa" w:w="60"/>
+              <w:left w:type="dxa" w:w="90"/>
+              <w:bottom w:type="dxa" w:w="60"/>
+              <w:right w:type="dxa" w:w="90"/>
+            </w:tcMar>
+          </w:tcPr>
+          <w:p>
+            <w:pPr>
+              <w:spacing w:after="30"/>
+            </w:pPr>
+            <w:r>
+              <w:rPr>
+                <w:sz w:val="18"/>
+                <w:szCs w:val="18"/>
+              </w:rPr>
+              <w:t xml:space="preserve">0</w:t>
+            </w:r>
+          </w:p>
+        </w:tc>
+        <w:tc>
+          <w:tcPr>
+            <w:tcW w:type="dxa" w:w="2340"/>
+            <w:tcBorders>
+              <w:top w:val="single" w:color="A6A6A6" w:sz="4"/>
+              <w:left w:val="single" w:color="A6A6A6" w:sz="4"/>
+              <w:bottom w:val="single" w:color="A6A6A6" w:sz="4"/>
+              <w:right w:val="single" w:color="A6A6A6" w:sz="4"/>
+            </w:tcBorders>
+            <w:tcMar>
+              <w:top w:type="dxa" w:w="60"/>
+              <w:left w:type="dxa" w:w="90"/>
+              <w:bottom w:type="dxa" w:w="60"/>
+              <w:right w:type="dxa" w:w="90"/>
+            </w:tcMar>
+          </w:tcPr>
+          <w:p>
+            <w:pPr>
+              <w:spacing w:after="30"/>
+            </w:pPr>
+            <w:r>
+              <w:rPr>
+                <w:sz w:val="18"/>
+                <w:szCs w:val="18"/>
+              </w:rPr>
+              <w:t xml:space="preserve">20</w:t>
+            </w:r>
+          </w:p>
+        </w:tc>
+      </w:tr>
+      <w:tr>
+        <w:tc>
+          <w:tcPr>
+            <w:tcW w:type="dxa" w:w="4680"/>
+            <w:tcBorders>
+              <w:top w:val="single" w:color="A6A6A6" w:sz="4"/>
+              <w:left w:val="single" w:color="A6A6A6" w:sz="4"/>
+              <w:bottom w:val="single" w:color="A6A6A6" w:sz="4"/>
+              <w:right w:val="single" w:color="A6A6A6" w:sz="4"/>
+            </w:tcBorders>
+            <w:tcMar>
+              <w:top w:type="dxa" w:w="60"/>
+              <w:left w:type="dxa" w:w="90"/>
+              <w:bottom w:type="dxa" w:w="60"/>
+              <w:right w:type="dxa" w:w="90"/>
+            </w:tcMar>
+          </w:tcPr>
+          <w:p>
+            <w:pPr>
+              <w:spacing w:after="30"/>
+            </w:pPr>
+            <w:r>
+              <w:rPr>
+                <w:sz w:val="18"/>
+                <w:szCs w:val="18"/>
+              </w:rPr>
               <w:t xml:space="preserve">Registro con errores</w:t>
             </w:r>
           </w:p>
@@ -7688,6 +8733,95 @@
                 <w:szCs w:val="18"/>
               </w:rPr>
               <w:t xml:space="preserve">23</w:t>
+            </w:r>
+          </w:p>
+        </w:tc>
+      </w:tr>
+      <w:tr>
+        <w:tc>
+          <w:tcPr>
+            <w:tcW w:type="dxa" w:w="4680"/>
+            <w:tcBorders>
+              <w:top w:val="single" w:color="A6A6A6" w:sz="4"/>
+              <w:left w:val="single" w:color="A6A6A6" w:sz="4"/>
+              <w:bottom w:val="single" w:color="A6A6A6" w:sz="4"/>
+              <w:right w:val="single" w:color="A6A6A6" w:sz="4"/>
+            </w:tcBorders>
+            <w:tcMar>
+              <w:top w:type="dxa" w:w="60"/>
+              <w:left w:type="dxa" w:w="90"/>
+              <w:bottom w:type="dxa" w:w="60"/>
+              <w:right w:type="dxa" w:w="90"/>
+            </w:tcMar>
+          </w:tcPr>
+          <w:p>
+            <w:pPr>
+              <w:spacing w:after="30"/>
+            </w:pPr>
+            <w:r>
+              <w:rPr>
+                <w:sz w:val="18"/>
+                <w:szCs w:val="18"/>
+              </w:rPr>
+              <w:t xml:space="preserve">Restablecimiento con enlace vencido</w:t>
+            </w:r>
+          </w:p>
+        </w:tc>
+        <w:tc>
+          <w:tcPr>
+            <w:tcW w:type="dxa" w:w="2340"/>
+            <w:tcBorders>
+              <w:top w:val="single" w:color="A6A6A6" w:sz="4"/>
+              <w:left w:val="single" w:color="A6A6A6" w:sz="4"/>
+              <w:bottom w:val="single" w:color="A6A6A6" w:sz="4"/>
+              <w:right w:val="single" w:color="A6A6A6" w:sz="4"/>
+            </w:tcBorders>
+            <w:tcMar>
+              <w:top w:type="dxa" w:w="60"/>
+              <w:left w:type="dxa" w:w="90"/>
+              <w:bottom w:type="dxa" w:w="60"/>
+              <w:right w:type="dxa" w:w="90"/>
+            </w:tcMar>
+          </w:tcPr>
+          <w:p>
+            <w:pPr>
+              <w:spacing w:after="30"/>
+            </w:pPr>
+            <w:r>
+              <w:rPr>
+                <w:sz w:val="18"/>
+                <w:szCs w:val="18"/>
+              </w:rPr>
+              <w:t xml:space="preserve">0</w:t>
+            </w:r>
+          </w:p>
+        </w:tc>
+        <w:tc>
+          <w:tcPr>
+            <w:tcW w:type="dxa" w:w="2340"/>
+            <w:tcBorders>
+              <w:top w:val="single" w:color="A6A6A6" w:sz="4"/>
+              <w:left w:val="single" w:color="A6A6A6" w:sz="4"/>
+              <w:bottom w:val="single" w:color="A6A6A6" w:sz="4"/>
+              <w:right w:val="single" w:color="A6A6A6" w:sz="4"/>
+            </w:tcBorders>
+            <w:tcMar>
+              <w:top w:type="dxa" w:w="60"/>
+              <w:left w:type="dxa" w:w="90"/>
+              <w:bottom w:type="dxa" w:w="60"/>
+              <w:right w:type="dxa" w:w="90"/>
+            </w:tcMar>
+          </w:tcPr>
+          <w:p>
+            <w:pPr>
+              <w:spacing w:after="30"/>
+            </w:pPr>
+            <w:r>
+              <w:rPr>
+                <w:sz w:val="18"/>
+                <w:szCs w:val="18"/>
+              </w:rPr>
+              <w:t xml:space="preserve">22</w:t>
             </w:r>
           </w:p>
         </w:tc>
@@ -7801,11 +8935,11 @@
       <w:pPr>
         <w:pStyle w:val="Heading2"/>
       </w:pPr>
-      <w:bookmarkStart w:name="_Toc16" w:id="16"/>
+      <w:bookmarkStart w:name="_Toc17" w:id="17"/>
       <w:r>
         <w:t xml:space="preserve">2.6 Informe de usabilidad en formato CIF (ISO/IEC 25062)</w:t>
       </w:r>
-      <w:bookmarkEnd w:id="16"/>
+      <w:bookmarkEnd w:id="17"/>
     </w:p>
     <w:tbl>
       <w:tblPr>
@@ -8007,7 +9141,7 @@
                 <w:sz w:val="18"/>
                 <w:szCs w:val="18"/>
               </w:rPr>
-              <w:t xml:space="preserve">Capa 1 de AbasteceNi: registro de cuenta comercial, inicio de sesión y paneles por rol (IT-01 e IT-02).</w:t>
+              <w:t xml:space="preserve">Capa 1 de AbasteceNi: registro de cuenta comercial, inicio de sesión, paneles por rol y recuperación de la contraseña (IT-01 e IT-02).</w:t>
             </w:r>
           </w:p>
         </w:tc>
@@ -8194,7 +9328,7 @@
                 <w:sz w:val="18"/>
                 <w:szCs w:val="18"/>
               </w:rPr>
-              <w:t xml:space="preserve">T1: registrar la cuenta con su documento. T2: corregir un error señalado. T3: iniciar sesión tras la aprobación. T4 (Administrador): revisar y decidir una solicitud.</w:t>
+              <w:t xml:space="preserve">T1: registrar la cuenta con su documento. T2: corregir un error señalado. T3: iniciar sesión tras la aprobación. T4 (Administrador): revisar y decidir una solicitud. T5: recuperar el acceso con el enlace recibido por correo.</w:t>
             </w:r>
           </w:p>
         </w:tc>
@@ -8444,11 +9578,11 @@
       <w:pPr>
         <w:pStyle w:val="Heading2"/>
       </w:pPr>
-      <w:bookmarkStart w:name="_Toc17" w:id="17"/>
+      <w:bookmarkStart w:name="_Toc18" w:id="18"/>
       <w:r>
         <w:t xml:space="preserve">2.7 Lo construido y verificado frente a lo pendiente</w:t>
       </w:r>
-      <w:bookmarkEnd w:id="17"/>
+      <w:bookmarkEnd w:id="18"/>
     </w:p>
     <w:tbl>
       <w:tblPr>
@@ -9112,7 +10246,7 @@
                 <w:sz w:val="18"/>
                 <w:szCs w:val="18"/>
               </w:rPr>
-              <w:t xml:space="preserve">0 infracciones en cinco vistas; pruebas de teclado</w:t>
+              <w:t xml:space="preserve">8 de 8 vistas sin infracciones, incluidas las de recuperación; pruebas de teclado</w:t>
             </w:r>
           </w:p>
         </w:tc>
@@ -9143,7 +10277,7 @@
                 <w:sz w:val="18"/>
                 <w:szCs w:val="18"/>
               </w:rPr>
-              <w:t xml:space="preserve">Resumen de errores al inicio del formulario y foco en el primer error</w:t>
+              <w:t xml:space="preserve">Pantallas de recuperación (SYS-FN-05)</w:t>
             </w:r>
           </w:p>
         </w:tc>
@@ -9172,22 +10306,7 @@
                 <w:sz w:val="18"/>
                 <w:szCs w:val="18"/>
               </w:rPr>
-              <w:t xml:space="preserve">Corregida (</w:t>
-            </w:r>
-            <w:r>
-              <w:rPr>
-                <w:rFonts w:ascii="Consolas" w:cs="Consolas" w:eastAsia="Consolas" w:hAnsi="Consolas"/>
-                <w:sz w:val="18"/>
-                <w:szCs w:val="18"/>
-              </w:rPr>
-              <w:t xml:space="preserve">5273441</w:t>
-            </w:r>
-            <w:r>
-              <w:rPr>
-                <w:sz w:val="18"/>
-                <w:szCs w:val="18"/>
-              </w:rPr>
-              <w:t xml:space="preserve">)</w:t>
+              <w:t xml:space="preserve">Evaluadas por principios y con axe-core; PR #8, pendiente de la revisión cruzada</w:t>
             </w:r>
           </w:p>
         </w:tc>
@@ -9216,15 +10335,7 @@
                 <w:sz w:val="18"/>
                 <w:szCs w:val="18"/>
               </w:rPr>
-              <w:t xml:space="preserve">§2.3, pantalla 3; </w:t>
-            </w:r>
-            <w:r>
-              <w:rPr>
-                <w:rFonts w:ascii="Consolas" w:cs="Consolas" w:eastAsia="Consolas" w:hAnsi="Consolas"/>
-                <w:sz w:val="18"/>
-                <w:szCs w:val="18"/>
-              </w:rPr>
-              <w:t xml:space="preserve">PaginaRegistro.test.tsx</w:t>
+              <w:t xml:space="preserve">§2.3, pantallas 10 a 12; §2.5</w:t>
             </w:r>
           </w:p>
         </w:tc>
@@ -9255,7 +10366,7 @@
                 <w:sz w:val="18"/>
                 <w:szCs w:val="18"/>
               </w:rPr>
-              <w:t xml:space="preserve">RUC con guiones normalizado y confirmación al aprobar</w:t>
+              <w:t xml:space="preserve">Resumen de errores al inicio del formulario y foco en el primer error</w:t>
             </w:r>
           </w:p>
         </w:tc>
@@ -9284,7 +10395,22 @@
                 <w:sz w:val="18"/>
                 <w:szCs w:val="18"/>
               </w:rPr>
-              <w:t xml:space="preserve">Mejoras propuestas</w:t>
+              <w:t xml:space="preserve">Corregida (</w:t>
+            </w:r>
+            <w:r>
+              <w:rPr>
+                <w:rFonts w:ascii="Consolas" w:cs="Consolas" w:eastAsia="Consolas" w:hAnsi="Consolas"/>
+                <w:sz w:val="18"/>
+                <w:szCs w:val="18"/>
+              </w:rPr>
+              <w:t xml:space="preserve">5273441</w:t>
+            </w:r>
+            <w:r>
+              <w:rPr>
+                <w:sz w:val="18"/>
+                <w:szCs w:val="18"/>
+              </w:rPr>
+              <w:t xml:space="preserve">)</w:t>
             </w:r>
           </w:p>
         </w:tc>
@@ -9313,7 +10439,15 @@
                 <w:sz w:val="18"/>
                 <w:szCs w:val="18"/>
               </w:rPr>
-              <w:t xml:space="preserve">§2.3; exigen modificar DIS-21 y DIS-26</w:t>
+              <w:t xml:space="preserve">§2.3, pantalla 3; </w:t>
+            </w:r>
+            <w:r>
+              <w:rPr>
+                <w:rFonts w:ascii="Consolas" w:cs="Consolas" w:eastAsia="Consolas" w:hAnsi="Consolas"/>
+                <w:sz w:val="18"/>
+                <w:szCs w:val="18"/>
+              </w:rPr>
+              <w:t xml:space="preserve">PaginaRegistro.test.tsx</w:t>
             </w:r>
           </w:p>
         </w:tc>
@@ -9344,7 +10478,7 @@
                 <w:sz w:val="18"/>
                 <w:szCs w:val="18"/>
               </w:rPr>
-              <w:t xml:space="preserve">Evaluación con participantes (ISO/IEC 25062)</w:t>
+              <w:t xml:space="preserve">RUC con guiones normalizado y confirmación al aprobar</w:t>
             </w:r>
           </w:p>
         </w:tc>
@@ -9373,7 +10507,7 @@
                 <w:sz w:val="18"/>
                 <w:szCs w:val="18"/>
               </w:rPr>
-              <w:t xml:space="preserve">Pendiente</w:t>
+              <w:t xml:space="preserve">Mejoras propuestas</w:t>
             </w:r>
           </w:p>
         </w:tc>
@@ -9402,7 +10536,7 @@
                 <w:sz w:val="18"/>
                 <w:szCs w:val="18"/>
               </w:rPr>
-              <w:t xml:space="preserve">Diseño en el §2.6</w:t>
+              <w:t xml:space="preserve">§2.3; exigen modificar DIS-21 y DIS-26</w:t>
             </w:r>
           </w:p>
         </w:tc>
@@ -9433,6 +10567,95 @@
                 <w:sz w:val="18"/>
                 <w:szCs w:val="18"/>
               </w:rPr>
+              <w:t xml:space="preserve">Evaluación con participantes (ISO/IEC 25062)</w:t>
+            </w:r>
+          </w:p>
+        </w:tc>
+        <w:tc>
+          <w:tcPr>
+            <w:tcW w:type="dxa" w:w="2433"/>
+            <w:tcBorders>
+              <w:top w:val="single" w:color="A6A6A6" w:sz="4"/>
+              <w:left w:val="single" w:color="A6A6A6" w:sz="4"/>
+              <w:bottom w:val="single" w:color="A6A6A6" w:sz="4"/>
+              <w:right w:val="single" w:color="A6A6A6" w:sz="4"/>
+            </w:tcBorders>
+            <w:tcMar>
+              <w:top w:type="dxa" w:w="60"/>
+              <w:left w:type="dxa" w:w="90"/>
+              <w:bottom w:type="dxa" w:w="60"/>
+              <w:right w:type="dxa" w:w="90"/>
+            </w:tcMar>
+          </w:tcPr>
+          <w:p>
+            <w:pPr>
+              <w:spacing w:after="30"/>
+            </w:pPr>
+            <w:r>
+              <w:rPr>
+                <w:sz w:val="18"/>
+                <w:szCs w:val="18"/>
+              </w:rPr>
+              <w:t xml:space="preserve">Pendiente</w:t>
+            </w:r>
+          </w:p>
+        </w:tc>
+        <w:tc>
+          <w:tcPr>
+            <w:tcW w:type="dxa" w:w="3183"/>
+            <w:tcBorders>
+              <w:top w:val="single" w:color="A6A6A6" w:sz="4"/>
+              <w:left w:val="single" w:color="A6A6A6" w:sz="4"/>
+              <w:bottom w:val="single" w:color="A6A6A6" w:sz="4"/>
+              <w:right w:val="single" w:color="A6A6A6" w:sz="4"/>
+            </w:tcBorders>
+            <w:tcMar>
+              <w:top w:type="dxa" w:w="60"/>
+              <w:left w:type="dxa" w:w="90"/>
+              <w:bottom w:type="dxa" w:w="60"/>
+              <w:right w:type="dxa" w:w="90"/>
+            </w:tcMar>
+          </w:tcPr>
+          <w:p>
+            <w:pPr>
+              <w:spacing w:after="30"/>
+            </w:pPr>
+            <w:r>
+              <w:rPr>
+                <w:sz w:val="18"/>
+                <w:szCs w:val="18"/>
+              </w:rPr>
+              <w:t xml:space="preserve">Diseño en el §2.6</w:t>
+            </w:r>
+          </w:p>
+        </w:tc>
+      </w:tr>
+      <w:tr>
+        <w:tc>
+          <w:tcPr>
+            <w:tcW w:type="dxa" w:w="3744"/>
+            <w:tcBorders>
+              <w:top w:val="single" w:color="A6A6A6" w:sz="4"/>
+              <w:left w:val="single" w:color="A6A6A6" w:sz="4"/>
+              <w:bottom w:val="single" w:color="A6A6A6" w:sz="4"/>
+              <w:right w:val="single" w:color="A6A6A6" w:sz="4"/>
+            </w:tcBorders>
+            <w:tcMar>
+              <w:top w:type="dxa" w:w="60"/>
+              <w:left w:type="dxa" w:w="90"/>
+              <w:bottom w:type="dxa" w:w="60"/>
+              <w:right w:type="dxa" w:w="90"/>
+            </w:tcMar>
+          </w:tcPr>
+          <w:p>
+            <w:pPr>
+              <w:spacing w:after="30"/>
+            </w:pPr>
+            <w:r>
+              <w:rPr>
+                <w:sz w:val="18"/>
+                <w:szCs w:val="18"/>
+              </w:rPr>
               <w:t xml:space="preserve">Integración en </w:t>
             </w:r>
             <w:r>
@@ -9470,7 +10693,7 @@
                 <w:sz w:val="18"/>
                 <w:szCs w:val="18"/>
               </w:rPr>
-              <w:t xml:space="preserve">IT-00, IT-01, IT-02 (tramo A) y la corrección del formulario integradas</w:t>
+              <w:t xml:space="preserve">IT-00, IT-01, IT-02 (tramo A) y la corrección del formulario integradas; las pantallas de recuperación, pendientes de la PR #8</w:t>
             </w:r>
           </w:p>
         </w:tc>
@@ -9509,46 +10732,9 @@
       <w:pPr>
         <w:pStyle w:val="Heading1"/>
       </w:pPr>
-      <w:bookmarkStart w:name="_Toc18" w:id="18"/>
+      <w:bookmarkStart w:name="_Toc19" w:id="19"/>
       <w:r>
         <w:t xml:space="preserve">3. Conclusiones</w:t>
-      </w:r>
-      <w:bookmarkEnd w:id="18"/>
-    </w:p>
-    <w:p>
-      <w:pPr>
-        <w:spacing w:after="120" w:line="276"/>
-        <w:jc w:val="both"/>
-      </w:pPr>
-      <w:r>
-        <w:t xml:space="preserve">La interfaz de afiliación cumple los umbrales cuantitativos de la serie en el contexto de uso más exigente que la serie declara: teléfono de gama media y red 3G. Con la compresión activada, la carga más lenta fue de 2,79 s en 3G y de 1,43 s en 4G, con un peso de 77 KB, una décima parte del presupuesto de 2,5 MB. El análisis con axe-core no encontró infracciones WCAG 2.1 A ni AA, y la operación por teclado se verificó de forma automática.</w:t>
-      </w:r>
-    </w:p>
-    <w:p>
-      <w:pPr>
-        <w:spacing w:after="120" w:line="276"/>
-        <w:jc w:val="both"/>
-      </w:pPr>
-      <w:r>
-        <w:t xml:space="preserve">La medición cumplió también su función de control: reveló que los activos no se servían comprimidos, en contra de SYS-NFN-10, y la corrección redujo la carga en 3G de forma apreciable. La inspección por principios de ISO 9241-110 identificó mejoras concretas: el resumen de errores, la tolerancia a los guiones del RUC y la confirmación al aprobar. La primera se corrigió durante la propia evaluación. Las dos últimas requieren modificar reglas aprobadas por el equipo y no se implementan sin esa decisión.</w:t>
-      </w:r>
-    </w:p>
-    <w:p>
-      <w:pPr>
-        <w:spacing w:after="120" w:line="276"/>
-        <w:jc w:val="both"/>
-      </w:pPr>
-      <w:r>
-        <w:t xml:space="preserve">La evaluación con participantes del público objetivo sigue pendiente y es la que puede confirmar o refutar la adecuación de los textos para personas con alfabetización digital baja (RO-06). El formato CIF de ISO/IEC 25062 queda preparado para registrarla.</w:t>
-      </w:r>
-    </w:p>
-    <w:p>
-      <w:pPr>
-        <w:pStyle w:val="Heading1"/>
-      </w:pPr>
-      <w:bookmarkStart w:name="_Toc19" w:id="19"/>
-      <w:r>
-        <w:t xml:space="preserve">4. Referencias normativas y bibliográficas</w:t>
       </w:r>
       <w:bookmarkEnd w:id="19"/>
     </w:p>
@@ -9558,17 +10744,7 @@
         <w:jc w:val="both"/>
       </w:pPr>
       <w:r>
-        <w:t xml:space="preserve">[1] ISO 9241-11:2018. </w:t>
-      </w:r>
-      <w:r>
-        <w:rPr>
-          <w:i/>
-          <w:iCs/>
-        </w:rPr>
-        <w:t xml:space="preserve">Ergonomics of human-system interaction — Part 11: Usability: Definitions and concepts</w:t>
-      </w:r>
-      <w:r>
-        <w:t xml:space="preserve">. ISO, 2018.</w:t>
+        <w:t xml:space="preserve">La interfaz de afiliación cumple los umbrales cuantitativos de la serie en el contexto de uso más exigente que la serie declara: teléfono de gama media y red 3G. Con la compresión activada, la carga más lenta fue de 2,79 s en 3G y de 1,43 s en 4G, con un peso de 77 KB, una décima parte del presupuesto de 2,5 MB. El análisis con axe-core no encontró infracciones WCAG 2.1 A ni AA en las 8 vistas analizadas, incluidas las de recuperación de la contraseña, y la operación por teclado se verificó de forma automática.</w:t>
       </w:r>
     </w:p>
     <w:p>
@@ -9577,17 +10753,7 @@
         <w:jc w:val="both"/>
       </w:pPr>
       <w:r>
-        <w:t xml:space="preserve">[2] ISO 9241-110:2020. </w:t>
-      </w:r>
-      <w:r>
-        <w:rPr>
-          <w:i/>
-          <w:iCs/>
-        </w:rPr>
-        <w:t xml:space="preserve">Ergonomics of human-system interaction — Part 110: Interaction principles</w:t>
-      </w:r>
-      <w:r>
-        <w:t xml:space="preserve">. ISO, 2020.</w:t>
+        <w:t xml:space="preserve">La medición cumplió también su función de control: reveló que los activos no se servían comprimidos, en contra de SYS-NFN-10, y la corrección redujo la carga en 3G de forma apreciable. La inspección por principios de ISO 9241-110 identificó mejoras concretas: el resumen de errores, la tolerancia a los guiones del RUC y la confirmación al aprobar. La primera se corrigió durante la propia evaluación. Las dos últimas requieren modificar reglas aprobadas por el equipo y no se implementan sin esa decisión. Las pantallas de recuperación cumplen los principios con un compromiso deliberado: el aviso no confirma si el correo existe, porque la seguridad lo exige (DIS-36).</w:t>
       </w:r>
     </w:p>
     <w:p>
@@ -9596,18 +10762,18 @@
         <w:jc w:val="both"/>
       </w:pPr>
       <w:r>
-        <w:t xml:space="preserve">[3] ISO 9241-210:2019. </w:t>
-      </w:r>
-      <w:r>
-        <w:rPr>
-          <w:i/>
-          <w:iCs/>
-        </w:rPr>
-        <w:t xml:space="preserve">Ergonomics of human-system interaction — Part 210: Human-centred design for interactive systems</w:t>
-      </w:r>
-      <w:r>
-        <w:t xml:space="preserve">. ISO, 2019.</w:t>
-      </w:r>
+        <w:t xml:space="preserve">La evaluación con participantes del público objetivo sigue pendiente y es la que puede confirmar o refutar la adecuación de los textos para personas con alfabetización digital baja (RO-06). El formato CIF de ISO/IEC 25062 queda preparado para registrarla.</w:t>
+      </w:r>
+    </w:p>
+    <w:p>
+      <w:pPr>
+        <w:pStyle w:val="Heading1"/>
+      </w:pPr>
+      <w:bookmarkStart w:name="_Toc20" w:id="20"/>
+      <w:r>
+        <w:t xml:space="preserve">4. Referencias normativas y bibliográficas</w:t>
+      </w:r>
+      <w:bookmarkEnd w:id="20"/>
     </w:p>
     <w:p>
       <w:pPr>
@@ -9615,17 +10781,17 @@
         <w:jc w:val="both"/>
       </w:pPr>
       <w:r>
-        <w:t xml:space="preserve">[4] ISO/IEC 25062:2006. </w:t>
+        <w:t xml:space="preserve">[1] ISO 9241-11:2018. </w:t>
       </w:r>
       <w:r>
         <w:rPr>
           <w:i/>
           <w:iCs/>
         </w:rPr>
-        <w:t xml:space="preserve">Software engineering — Software product Quality Requirements and Evaluation (SQuaRE) — Common Industry Format (CIF) for usability test reports</w:t>
-      </w:r>
-      <w:r>
-        <w:t xml:space="preserve">. ISO, 2006.</w:t>
+        <w:t xml:space="preserve">Ergonomics of human-system interaction — Part 11: Usability: Definitions and concepts</w:t>
+      </w:r>
+      <w:r>
+        <w:t xml:space="preserve">. ISO, 2018.</w:t>
       </w:r>
     </w:p>
     <w:p>
@@ -9634,17 +10800,17 @@
         <w:jc w:val="both"/>
       </w:pPr>
       <w:r>
-        <w:t xml:space="preserve">[5] W3C. </w:t>
+        <w:t xml:space="preserve">[2] ISO 9241-110:2020. </w:t>
       </w:r>
       <w:r>
         <w:rPr>
           <w:i/>
           <w:iCs/>
         </w:rPr>
-        <w:t xml:space="preserve">Web Content Accessibility Guidelines (WCAG) 2.1</w:t>
-      </w:r>
-      <w:r>
-        <w:t xml:space="preserve">. Recomendación del W3C, 2018.</w:t>
+        <w:t xml:space="preserve">Ergonomics of human-system interaction — Part 110: Interaction principles</w:t>
+      </w:r>
+      <w:r>
+        <w:t xml:space="preserve">. ISO, 2020.</w:t>
       </w:r>
     </w:p>
     <w:p>
@@ -9653,17 +10819,17 @@
         <w:jc w:val="both"/>
       </w:pPr>
       <w:r>
-        <w:t xml:space="preserve">[6] Google. </w:t>
+        <w:t xml:space="preserve">[3] ISO 9241-210:2019. </w:t>
       </w:r>
       <w:r>
         <w:rPr>
           <w:i/>
           <w:iCs/>
         </w:rPr>
-        <w:t xml:space="preserve">Lighthouse</w:t>
-      </w:r>
-      <w:r>
-        <w:t xml:space="preserve"> 13.5.0, documentación de métricas (FCP, LCP, Speed Index) y de simulación de red.</w:t>
+        <w:t xml:space="preserve">Ergonomics of human-system interaction — Part 210: Human-centred design for interactive systems</w:t>
+      </w:r>
+      <w:r>
+        <w:t xml:space="preserve">. ISO, 2019.</w:t>
       </w:r>
     </w:p>
     <w:p>
@@ -9672,27 +10838,17 @@
         <w:jc w:val="both"/>
       </w:pPr>
       <w:r>
-        <w:t xml:space="preserve">[7] Deque Systems. </w:t>
+        <w:t xml:space="preserve">[4] ISO/IEC 25062:2006. </w:t>
       </w:r>
       <w:r>
         <w:rPr>
           <w:i/>
           <w:iCs/>
         </w:rPr>
-        <w:t xml:space="preserve">axe-core</w:t>
-      </w:r>
-      <w:r>
-        <w:t xml:space="preserve"> y </w:t>
-      </w:r>
-      <w:r>
-        <w:rPr>
-          <w:i/>
-          <w:iCs/>
-        </w:rPr>
-        <w:t xml:space="preserve">@axe-core/playwright</w:t>
-      </w:r>
-      <w:r>
-        <w:t xml:space="preserve"> 4.14.0.</w:t>
+        <w:t xml:space="preserve">Software engineering — Software product Quality Requirements and Evaluation (SQuaRE) — Common Industry Format (CIF) for usability test reports</w:t>
+      </w:r>
+      <w:r>
+        <w:t xml:space="preserve">. ISO, 2006.</w:t>
       </w:r>
     </w:p>
     <w:p>
@@ -9701,17 +10857,17 @@
         <w:jc w:val="both"/>
       </w:pPr>
       <w:r>
-        <w:t xml:space="preserve">[8] Brooke, J. «SUS: A quick and dirty usability scale». En </w:t>
+        <w:t xml:space="preserve">[5] W3C. </w:t>
       </w:r>
       <w:r>
         <w:rPr>
           <w:i/>
           <w:iCs/>
         </w:rPr>
-        <w:t xml:space="preserve">Usability Evaluation in Industry</w:t>
-      </w:r>
-      <w:r>
-        <w:t xml:space="preserve">. Taylor &amp; Francis, 1996.</w:t>
+        <w:t xml:space="preserve">Web Content Accessibility Guidelines (WCAG) 2.1</w:t>
+      </w:r>
+      <w:r>
+        <w:t xml:space="preserve">. Recomendación del W3C, 2018.</w:t>
       </w:r>
     </w:p>
     <w:p>
@@ -9720,6 +10876,73 @@
         <w:jc w:val="both"/>
       </w:pPr>
       <w:r>
+        <w:t xml:space="preserve">[6] Google. </w:t>
+      </w:r>
+      <w:r>
+        <w:rPr>
+          <w:i/>
+          <w:iCs/>
+        </w:rPr>
+        <w:t xml:space="preserve">Lighthouse</w:t>
+      </w:r>
+      <w:r>
+        <w:t xml:space="preserve"> 13.5.0, documentación de métricas (FCP, LCP, Speed Index) y de simulación de red.</w:t>
+      </w:r>
+    </w:p>
+    <w:p>
+      <w:pPr>
+        <w:spacing w:after="120" w:line="276"/>
+        <w:jc w:val="both"/>
+      </w:pPr>
+      <w:r>
+        <w:t xml:space="preserve">[7] Deque Systems. </w:t>
+      </w:r>
+      <w:r>
+        <w:rPr>
+          <w:i/>
+          <w:iCs/>
+        </w:rPr>
+        <w:t xml:space="preserve">axe-core</w:t>
+      </w:r>
+      <w:r>
+        <w:t xml:space="preserve"> y </w:t>
+      </w:r>
+      <w:r>
+        <w:rPr>
+          <w:i/>
+          <w:iCs/>
+        </w:rPr>
+        <w:t xml:space="preserve">@axe-core/playwright</w:t>
+      </w:r>
+      <w:r>
+        <w:t xml:space="preserve"> 4.14.0.</w:t>
+      </w:r>
+    </w:p>
+    <w:p>
+      <w:pPr>
+        <w:spacing w:after="120" w:line="276"/>
+        <w:jc w:val="both"/>
+      </w:pPr>
+      <w:r>
+        <w:t xml:space="preserve">[8] Brooke, J. «SUS: A quick and dirty usability scale». En </w:t>
+      </w:r>
+      <w:r>
+        <w:rPr>
+          <w:i/>
+          <w:iCs/>
+        </w:rPr>
+        <w:t xml:space="preserve">Usability Evaluation in Industry</w:t>
+      </w:r>
+      <w:r>
+        <w:t xml:space="preserve">. Taylor &amp; Francis, 1996.</w:t>
+      </w:r>
+    </w:p>
+    <w:p>
+      <w:pPr>
+        <w:spacing w:after="120" w:line="276"/>
+        <w:jc w:val="both"/>
+      </w:pPr>
+      <w:r>
         <w:t xml:space="preserve">[9] Serie AbasteceNi: D1 v2.1 (RO-06), D2 v1.1 (SYS-NFN-08 a 12; §2.6), D3 v1.1 (ADR-06), D4 v1.1 (§2.15) (</w:t>
       </w:r>
       <w:r>
@@ -9738,21 +10961,21 @@
       <w:pPr>
         <w:pStyle w:val="Heading1"/>
       </w:pPr>
-      <w:bookmarkStart w:name="_Toc20" w:id="20"/>
+      <w:bookmarkStart w:name="_Toc21" w:id="21"/>
       <w:r>
         <w:t xml:space="preserve">5. Anexos</w:t>
       </w:r>
-      <w:bookmarkEnd w:id="20"/>
+      <w:bookmarkEnd w:id="21"/>
     </w:p>
     <w:p>
       <w:pPr>
         <w:pStyle w:val="Heading2"/>
       </w:pPr>
-      <w:bookmarkStart w:name="_Toc21" w:id="21"/>
+      <w:bookmarkStart w:name="_Toc22" w:id="22"/>
       <w:r>
         <w:t xml:space="preserve">Anexo A — Mediciones sin compresión</w:t>
       </w:r>
-      <w:bookmarkEnd w:id="21"/>
+      <w:bookmarkEnd w:id="22"/>
     </w:p>
     <w:tbl>
       <w:tblPr>
@@ -11653,11 +12876,11 @@
       <w:pPr>
         <w:pStyle w:val="Heading2"/>
       </w:pPr>
-      <w:bookmarkStart w:name="_Toc22" w:id="22"/>
+      <w:bookmarkStart w:name="_Toc23" w:id="23"/>
       <w:r>
         <w:t xml:space="preserve">Anexo B — Reproducción de las mediciones</w:t>
       </w:r>
-      <w:bookmarkEnd w:id="22"/>
+      <w:bookmarkEnd w:id="23"/>
     </w:p>
     <w:p>
       <w:pPr>
@@ -11676,7 +12899,7 @@
         <w:t xml:space="preserve">MEDIR_EXPERIENCIA=1 bash herramientas/sistema/ejecutar.sh</w:t>
       </w:r>
       <w:r>
-        <w:t xml:space="preserve">. El guion levanta el entorno de sistema con secretos de un solo uso, ejecuta los 21 escenarios de Playwright (incluidos los de accesibilidad y las capturas) y las seis mediciones de Lighthouse, y deja los resultados en </w:t>
+        <w:t xml:space="preserve">. El guion levanta el entorno de sistema con secretos de un solo uso, ejecuta todos los escenarios de Playwright (29 al 19 de octubre, incluidos los de accesibilidad y las capturas) y las seis mediciones de Lighthouse, y deja los resultados en </w:t>
       </w:r>
       <w:r>
         <w:rPr>
@@ -11696,6 +12919,17 @@
           <w:szCs w:val="20"/>
         </w:rPr>
         <w:t xml:space="preserve">docs/evidencia/pruebas/it-02/experiencia/</w:t>
+      </w:r>
+      <w:r>
+        <w:t xml:space="preserve">; el análisis de axe que incluye las pantallas de recuperación, en </w:t>
+      </w:r>
+      <w:r>
+        <w:rPr>
+          <w:rFonts w:ascii="Consolas" w:cs="Consolas" w:eastAsia="Consolas" w:hAnsi="Consolas"/>
+          <w:sz w:val="20"/>
+          <w:szCs w:val="20"/>
+        </w:rPr>
+        <w:t xml:space="preserve">docs/evidencia/pruebas/it-02/tramo-bc/experiencia/</w:t>
       </w:r>
       <w:r>
         <w:t xml:space="preserve">.</w:t>
